--- a/Documentação Projeto/Termos e Politica de Privacidade/Termos_de_Uso_Parada_Certa.docx
+++ b/Documentação Projeto/Termos e Politica de Privacidade/Termos_de_Uso_Parada_Certa.docx
@@ -27,13 +27,7 @@
         <w:rPr>
           <w:lang w:val="pt-BR"/>
         </w:rPr>
-        <w:t>Versão</w:t>
-      </w:r>
-      <w:r>
-        <w:rPr>
-          <w:lang w:val="pt-BR"/>
-        </w:rPr>
-        <w:t>: 1.0</w:t>
+        <w:t>Versão: 1.0</w:t>
       </w:r>
     </w:p>
     <w:p>
@@ -65,14 +59,26 @@
     <w:p>
       <w:pPr>
         <w:pStyle w:val="Ttulo1"/>
-      </w:pPr>
-      <w:r>
+        <w:rPr>
+          <w:lang w:val="pt-BR"/>
+        </w:rPr>
+      </w:pPr>
+      <w:r>
+        <w:rPr>
+          <w:lang w:val="pt-BR"/>
+        </w:rPr>
         <w:t>1. Apresenta</w:t>
       </w:r>
       <w:r>
+        <w:rPr>
+          <w:lang w:val="pt-BR"/>
+        </w:rPr>
         <w:t>çã</w:t>
       </w:r>
       <w:r>
+        <w:rPr>
+          <w:lang w:val="pt-BR"/>
+        </w:rPr>
         <w:t>o</w:t>
       </w:r>
     </w:p>
@@ -373,20 +379,52 @@
     <w:p>
       <w:pPr>
         <w:pStyle w:val="Ttulo1"/>
-      </w:pPr>
-      <w:r>
-        <w:t>3. Perf</w:t>
-      </w:r>
-      <w:r>
+        <w:rPr>
+          <w:lang w:val="pt-BR"/>
+        </w:rPr>
+      </w:pPr>
+      <w:r>
+        <w:rPr>
+          <w:lang w:val="pt-BR"/>
+        </w:rPr>
+        <w:t xml:space="preserve">3. </w:t>
+      </w:r>
+      <w:proofErr w:type="spellStart"/>
+      <w:r>
+        <w:rPr>
+          <w:lang w:val="pt-BR"/>
+        </w:rPr>
+        <w:t>Perf</w:t>
+      </w:r>
+      <w:r>
+        <w:rPr>
+          <w:lang w:val="pt-BR"/>
+        </w:rPr>
         <w:t>í</w:t>
       </w:r>
       <w:r>
-        <w:t>s de usu</w:t>
-      </w:r>
-      <w:r>
+        <w:rPr>
+          <w:lang w:val="pt-BR"/>
+        </w:rPr>
+        <w:t>s</w:t>
+      </w:r>
+      <w:proofErr w:type="spellEnd"/>
+      <w:r>
+        <w:rPr>
+          <w:lang w:val="pt-BR"/>
+        </w:rPr>
+        <w:t xml:space="preserve"> de usu</w:t>
+      </w:r>
+      <w:r>
+        <w:rPr>
+          <w:lang w:val="pt-BR"/>
+        </w:rPr>
         <w:t>á</w:t>
       </w:r>
       <w:r>
+        <w:rPr>
+          <w:lang w:val="pt-BR"/>
+        </w:rPr>
         <w:t>rio</w:t>
       </w:r>
     </w:p>
@@ -717,8 +755,14 @@
     <w:p>
       <w:pPr>
         <w:pStyle w:val="Ttulo1"/>
-      </w:pPr>
-      <w:r>
+        <w:rPr>
+          <w:lang w:val="pt-BR"/>
+        </w:rPr>
+      </w:pPr>
+      <w:r>
+        <w:rPr>
+          <w:lang w:val="pt-BR"/>
+        </w:rPr>
         <w:t>4. Cadastro e conta</w:t>
       </w:r>
     </w:p>
@@ -934,14 +978,26 @@
     <w:p>
       <w:pPr>
         <w:pStyle w:val="Ttulo1"/>
-      </w:pPr>
-      <w:r>
+        <w:rPr>
+          <w:lang w:val="pt-BR"/>
+        </w:rPr>
+      </w:pPr>
+      <w:r>
+        <w:rPr>
+          <w:lang w:val="pt-BR"/>
+        </w:rPr>
         <w:t xml:space="preserve">5. </w:t>
       </w:r>
       <w:r>
+        <w:rPr>
+          <w:lang w:val="pt-BR"/>
+        </w:rPr>
         <w:t>Cadastral</w:t>
       </w:r>
       <w:r>
+        <w:rPr>
+          <w:lang w:val="pt-BR"/>
+        </w:rPr>
         <w:t xml:space="preserve"> de estacionamentos</w:t>
       </w:r>
     </w:p>
@@ -1295,14 +1351,26 @@
     <w:p>
       <w:pPr>
         <w:pStyle w:val="Ttulo1"/>
-      </w:pPr>
-      <w:r>
+        <w:rPr>
+          <w:lang w:val="pt-BR"/>
+        </w:rPr>
+      </w:pPr>
+      <w:r>
+        <w:rPr>
+          <w:lang w:val="pt-BR"/>
+        </w:rPr>
         <w:t>6. Ve</w:t>
       </w:r>
       <w:r>
+        <w:rPr>
+          <w:lang w:val="pt-BR"/>
+        </w:rPr>
         <w:t>í</w:t>
       </w:r>
       <w:r>
+        <w:rPr>
+          <w:lang w:val="pt-BR"/>
+        </w:rPr>
         <w:t>culos</w:t>
       </w:r>
     </w:p>
@@ -1383,8 +1451,14 @@
     <w:p>
       <w:pPr>
         <w:pStyle w:val="Ttulo1"/>
-      </w:pPr>
-      <w:r>
+        <w:rPr>
+          <w:lang w:val="pt-BR"/>
+        </w:rPr>
+      </w:pPr>
+      <w:r>
+        <w:rPr>
+          <w:lang w:val="pt-BR"/>
+        </w:rPr>
         <w:t>7. Reservas</w:t>
       </w:r>
     </w:p>
@@ -1627,191 +1701,100 @@
         <w:rPr>
           <w:lang w:val="pt-BR"/>
         </w:rPr>
-        <w:t xml:space="preserve">Antes de confirmar o cancelamento, o </w:t>
-      </w:r>
-      <w:r>
-        <w:rPr>
-          <w:lang w:val="pt-BR"/>
-        </w:rPr>
-        <w:t>usuário</w:t>
-      </w:r>
-      <w:r>
-        <w:rPr>
-          <w:lang w:val="pt-BR"/>
-        </w:rPr>
-        <w:t xml:space="preserve"> deve ser informado sobre a </w:t>
-      </w:r>
-      <w:r>
-        <w:rPr>
-          <w:lang w:val="pt-BR"/>
-        </w:rPr>
-        <w:t>devolução</w:t>
-      </w:r>
-      <w:r>
-        <w:rPr>
-          <w:lang w:val="pt-BR"/>
-        </w:rPr>
-        <w:t xml:space="preserve"> de 15% e a </w:t>
-      </w:r>
-      <w:r>
-        <w:rPr>
-          <w:lang w:val="pt-BR"/>
-        </w:rPr>
-        <w:t>retenção</w:t>
-      </w:r>
-      <w:r>
-        <w:rPr>
-          <w:lang w:val="pt-BR"/>
-        </w:rPr>
-        <w:t xml:space="preserve"> de 85%.</w:t>
+        <w:t>O usuário poderá cancelar gratuitamente em até 7 dias após a contratação da reserva, desde que:</w:t>
       </w:r>
     </w:p>
     <w:p>
       <w:pPr>
-        <w:rPr>
-          <w:lang w:val="pt-BR"/>
-        </w:rPr>
-      </w:pPr>
-      <w:r>
-        <w:rPr>
-          <w:lang w:val="pt-BR"/>
-        </w:rPr>
-        <w:t xml:space="preserve">Se o administrador ou estacionamento cancelar a reserva, o motorista </w:t>
-      </w:r>
-      <w:r>
-        <w:rPr>
-          <w:lang w:val="pt-BR"/>
-        </w:rPr>
-        <w:t>será</w:t>
-      </w:r>
-      <w:r>
-        <w:rPr>
-          <w:lang w:val="pt-BR"/>
-        </w:rPr>
-        <w:t xml:space="preserve"> notificado pela plataforma, inclusive por e-mail quando </w:t>
-      </w:r>
-      <w:r>
-        <w:rPr>
-          <w:lang w:val="pt-BR"/>
-        </w:rPr>
-        <w:t>disponível</w:t>
-      </w:r>
-      <w:r>
-        <w:rPr>
-          <w:lang w:val="pt-BR"/>
-        </w:rPr>
-        <w:t xml:space="preserve">. A plataforma </w:t>
-      </w:r>
-      <w:r>
-        <w:rPr>
-          <w:lang w:val="pt-BR"/>
-        </w:rPr>
-        <w:t>poderá</w:t>
-      </w:r>
-      <w:r>
-        <w:rPr>
-          <w:lang w:val="pt-BR"/>
-        </w:rPr>
-        <w:t xml:space="preserve"> atualizar o status da reserva no aplicativo e nos </w:t>
-      </w:r>
-      <w:r>
-        <w:rPr>
-          <w:lang w:val="pt-BR"/>
-        </w:rPr>
-        <w:t>painéis</w:t>
-      </w:r>
-      <w:r>
-        <w:rPr>
-          <w:lang w:val="pt-BR"/>
-        </w:rPr>
-        <w:t xml:space="preserve"> administrativos.</w:t>
+        <w:pStyle w:val="ABNTList"/>
+        <w:ind w:left="993"/>
+        <w:rPr>
+          <w:lang w:val="pt-BR"/>
+        </w:rPr>
+      </w:pPr>
+      <w:r>
+        <w:rPr>
+          <w:lang w:val="pt-BR"/>
+        </w:rPr>
+        <w:t xml:space="preserve">• </w:t>
+      </w:r>
+      <w:r>
+        <w:rPr>
+          <w:lang w:val="pt-BR"/>
+        </w:rPr>
+        <w:t>A</w:t>
+      </w:r>
+      <w:r>
+        <w:rPr>
+          <w:lang w:val="pt-BR"/>
+        </w:rPr>
+        <w:t xml:space="preserve"> reserva ainda não tenha sido utilizada; </w:t>
       </w:r>
     </w:p>
     <w:p>
       <w:pPr>
-        <w:pStyle w:val="Ttulo1"/>
-      </w:pPr>
-      <w:r>
-        <w:t>9. Entrada, sa</w:t>
-      </w:r>
-      <w:r>
-        <w:t>í</w:t>
-      </w:r>
-      <w:r>
-        <w:t>da e QR Code</w:t>
+        <w:pStyle w:val="ABNTList"/>
+        <w:ind w:left="993"/>
+        <w:rPr>
+          <w:lang w:val="pt-BR"/>
+        </w:rPr>
+      </w:pPr>
+      <w:r>
+        <w:rPr>
+          <w:lang w:val="pt-BR"/>
+        </w:rPr>
+        <w:t xml:space="preserve">• </w:t>
+      </w:r>
+      <w:r>
+        <w:rPr>
+          <w:lang w:val="pt-BR"/>
+        </w:rPr>
+        <w:t>O</w:t>
+      </w:r>
+      <w:r>
+        <w:rPr>
+          <w:lang w:val="pt-BR"/>
+        </w:rPr>
+        <w:t xml:space="preserve"> horário da reserva ainda não tenha iniciado; </w:t>
       </w:r>
     </w:p>
     <w:p>
       <w:pPr>
-        <w:rPr>
-          <w:lang w:val="pt-BR"/>
-        </w:rPr>
-      </w:pPr>
-      <w:r>
-        <w:rPr>
-          <w:lang w:val="pt-BR"/>
-        </w:rPr>
-        <w:t xml:space="preserve">A entrada pode ser registrada por QR </w:t>
-      </w:r>
-      <w:r>
-        <w:rPr>
-          <w:lang w:val="pt-BR"/>
-        </w:rPr>
-        <w:t>Codes</w:t>
-      </w:r>
-      <w:r>
-        <w:rPr>
-          <w:lang w:val="pt-BR"/>
-        </w:rPr>
-        <w:t xml:space="preserve">, kiosk/totem, aplicativo ou sistema administrativo. A </w:t>
-      </w:r>
-      <w:r>
-        <w:rPr>
-          <w:lang w:val="pt-BR"/>
-        </w:rPr>
-        <w:t>saída</w:t>
-      </w:r>
-      <w:r>
-        <w:rPr>
-          <w:lang w:val="pt-BR"/>
-        </w:rPr>
-        <w:t xml:space="preserve"> registra o fim da </w:t>
-      </w:r>
-      <w:r>
-        <w:rPr>
-          <w:lang w:val="pt-BR"/>
-        </w:rPr>
-        <w:t>permanência</w:t>
-      </w:r>
-      <w:r>
-        <w:rPr>
-          <w:lang w:val="pt-BR"/>
-        </w:rPr>
-        <w:t xml:space="preserve"> e permite o </w:t>
-      </w:r>
-      <w:r>
-        <w:rPr>
-          <w:lang w:val="pt-BR"/>
-        </w:rPr>
-        <w:t>cálculo</w:t>
-      </w:r>
-      <w:r>
-        <w:rPr>
-          <w:lang w:val="pt-BR"/>
-        </w:rPr>
-        <w:t xml:space="preserve"> de </w:t>
-      </w:r>
-      <w:r>
-        <w:rPr>
-          <w:lang w:val="pt-BR"/>
-        </w:rPr>
-        <w:t>cobrança</w:t>
-      </w:r>
-      <w:r>
-        <w:rPr>
-          <w:lang w:val="pt-BR"/>
-        </w:rPr>
-        <w:t>.</w:t>
+        <w:pStyle w:val="ABNTList"/>
+        <w:ind w:left="993"/>
+        <w:rPr>
+          <w:lang w:val="pt-BR"/>
+        </w:rPr>
+      </w:pPr>
+      <w:r>
+        <w:rPr>
+          <w:lang w:val="pt-BR"/>
+        </w:rPr>
+        <w:t xml:space="preserve">• </w:t>
+      </w:r>
+      <w:r>
+        <w:rPr>
+          <w:lang w:val="pt-BR"/>
+        </w:rPr>
+        <w:t>N</w:t>
+      </w:r>
+      <w:r>
+        <w:rPr>
+          <w:lang w:val="pt-BR"/>
+        </w:rPr>
+        <w:t xml:space="preserve">ão faltem menos de </w:t>
+      </w:r>
+      <w:r>
+        <w:rPr>
+          <w:lang w:val="pt-BR"/>
+        </w:rPr>
+        <w:t>2</w:t>
+      </w:r>
+      <w:r>
+        <w:rPr>
+          <w:lang w:val="pt-BR"/>
+        </w:rPr>
+        <w:t xml:space="preserve"> horas para a entrada.</w:t>
       </w:r>
     </w:p>
     <w:p>
@@ -1824,19 +1807,7 @@
         <w:rPr>
           <w:lang w:val="pt-BR"/>
         </w:rPr>
-        <w:t xml:space="preserve">Os dados de </w:t>
-      </w:r>
-      <w:r>
-        <w:rPr>
-          <w:lang w:val="pt-BR"/>
-        </w:rPr>
-        <w:t>horário</w:t>
-      </w:r>
-      <w:r>
-        <w:rPr>
-          <w:lang w:val="pt-BR"/>
-        </w:rPr>
-        <w:t xml:space="preserve">, estacionamento, veiculo, </w:t>
+        <w:t xml:space="preserve">Antes de confirmar o cancelamento, o </w:t>
       </w:r>
       <w:r>
         <w:rPr>
@@ -1848,55 +1819,31 @@
         <w:rPr>
           <w:lang w:val="pt-BR"/>
         </w:rPr>
-        <w:t xml:space="preserve"> e </w:t>
-      </w:r>
-      <w:r>
-        <w:rPr>
-          <w:lang w:val="pt-BR"/>
-        </w:rPr>
-        <w:t>sessão</w:t>
-      </w:r>
-      <w:r>
-        <w:rPr>
-          <w:lang w:val="pt-BR"/>
-        </w:rPr>
-        <w:t xml:space="preserve"> </w:t>
-      </w:r>
-      <w:r>
-        <w:rPr>
-          <w:lang w:val="pt-BR"/>
-        </w:rPr>
-        <w:t>são</w:t>
-      </w:r>
-      <w:r>
-        <w:rPr>
-          <w:lang w:val="pt-BR"/>
-        </w:rPr>
-        <w:t xml:space="preserve"> utilizados para controle operacional, </w:t>
-      </w:r>
-      <w:r>
-        <w:rPr>
-          <w:lang w:val="pt-BR"/>
-        </w:rPr>
-        <w:t>cálculo</w:t>
-      </w:r>
-      <w:r>
-        <w:rPr>
-          <w:lang w:val="pt-BR"/>
-        </w:rPr>
-        <w:t xml:space="preserve"> de valores e </w:t>
-      </w:r>
-      <w:r>
-        <w:rPr>
-          <w:lang w:val="pt-BR"/>
-        </w:rPr>
-        <w:t>relatórios</w:t>
-      </w:r>
-      <w:r>
-        <w:rPr>
-          <w:lang w:val="pt-BR"/>
-        </w:rPr>
-        <w:t>.</w:t>
+        <w:t xml:space="preserve"> deve ser informado sobre a </w:t>
+      </w:r>
+      <w:r>
+        <w:rPr>
+          <w:lang w:val="pt-BR"/>
+        </w:rPr>
+        <w:t>devolução</w:t>
+      </w:r>
+      <w:r>
+        <w:rPr>
+          <w:lang w:val="pt-BR"/>
+        </w:rPr>
+        <w:t xml:space="preserve"> de 15% e a </w:t>
+      </w:r>
+      <w:r>
+        <w:rPr>
+          <w:lang w:val="pt-BR"/>
+        </w:rPr>
+        <w:t>retenção</w:t>
+      </w:r>
+      <w:r>
+        <w:rPr>
+          <w:lang w:val="pt-BR"/>
+        </w:rPr>
+        <w:t xml:space="preserve"> de 85%.</w:t>
       </w:r>
     </w:p>
     <w:p>
@@ -1909,87 +1856,20 @@
         <w:rPr>
           <w:lang w:val="pt-BR"/>
         </w:rPr>
-        <w:t xml:space="preserve">Fraudes, tentativas de reutilizar QR </w:t>
-      </w:r>
-      <w:r>
-        <w:rPr>
-          <w:lang w:val="pt-BR"/>
-        </w:rPr>
-        <w:t>Codes</w:t>
-      </w:r>
-      <w:r>
-        <w:rPr>
-          <w:lang w:val="pt-BR"/>
-        </w:rPr>
-        <w:t xml:space="preserve">, burlar </w:t>
-      </w:r>
-      <w:r>
-        <w:rPr>
-          <w:lang w:val="pt-BR"/>
-        </w:rPr>
-        <w:t>validações</w:t>
-      </w:r>
-      <w:r>
-        <w:rPr>
-          <w:lang w:val="pt-BR"/>
-        </w:rPr>
-        <w:t xml:space="preserve">, simular entrada ou manipular </w:t>
-      </w:r>
-      <w:r>
-        <w:rPr>
-          <w:lang w:val="pt-BR"/>
-        </w:rPr>
-        <w:t>sessões</w:t>
-      </w:r>
-      <w:r>
-        <w:rPr>
-          <w:lang w:val="pt-BR"/>
-        </w:rPr>
-        <w:t xml:space="preserve"> </w:t>
-      </w:r>
-      <w:r>
-        <w:rPr>
-          <w:lang w:val="pt-BR"/>
-        </w:rPr>
-        <w:t>poderão</w:t>
-      </w:r>
-      <w:r>
-        <w:rPr>
-          <w:lang w:val="pt-BR"/>
-        </w:rPr>
-        <w:t xml:space="preserve"> gerar bloqueio de acesso, cancelamento de </w:t>
-      </w:r>
-      <w:r>
-        <w:rPr>
-          <w:lang w:val="pt-BR"/>
-        </w:rPr>
-        <w:t>operações</w:t>
-      </w:r>
-      <w:r>
-        <w:rPr>
-          <w:lang w:val="pt-BR"/>
-        </w:rPr>
-        <w:t xml:space="preserve"> e outras medidas </w:t>
-      </w:r>
-      <w:r>
-        <w:rPr>
-          <w:lang w:val="pt-BR"/>
-        </w:rPr>
-        <w:t>cabíveis</w:t>
-      </w:r>
-      <w:r>
-        <w:rPr>
-          <w:lang w:val="pt-BR"/>
-        </w:rPr>
-        <w:t>.</w:t>
+        <w:t>Caso o administrador ou estacionamento realize o cancelamento de uma reserva, o motorista poderá ser notificado pela plataforma por meio do aplicativo, e-mail cadastrado e outros canais disponíveis.</w:t>
       </w:r>
     </w:p>
     <w:p>
       <w:pPr>
-        <w:pStyle w:val="Ttulo1"/>
-      </w:pPr>
-      <w:r>
-        <w:t>10. Pagamento de estadia</w:t>
+        <w:rPr>
+          <w:lang w:val="pt-BR"/>
+        </w:rPr>
+      </w:pPr>
+      <w:r>
+        <w:rPr>
+          <w:lang w:val="pt-BR"/>
+        </w:rPr>
+        <w:t>Sempre que possível, o cancelamento será realizado com antecedência mínima de 1 (uma) hora antes do horário previsto para utilização da vaga. Entretanto, em situações excepcionais, operacionais ou emergenciais, o cancelamento poderá ocorrer em prazo inferior.</w:t>
       </w:r>
     </w:p>
     <w:p>
@@ -2002,19 +1882,7 @@
         <w:rPr>
           <w:lang w:val="pt-BR"/>
         </w:rPr>
-        <w:t xml:space="preserve">O valor da estadia considera o </w:t>
-      </w:r>
-      <w:r>
-        <w:rPr>
-          <w:lang w:val="pt-BR"/>
-        </w:rPr>
-        <w:t>preço</w:t>
-      </w:r>
-      <w:r>
-        <w:rPr>
-          <w:lang w:val="pt-BR"/>
-        </w:rPr>
-        <w:t xml:space="preserve"> por hora definido pelo estacionamento.</w:t>
+        <w:t>Nos casos de cancelamento realizado pelo estacionamento ou administrador:</w:t>
       </w:r>
     </w:p>
     <w:p>
@@ -2027,111 +1895,107 @@
         <w:rPr>
           <w:lang w:val="pt-BR"/>
         </w:rPr>
-        <w:t xml:space="preserve">A regra de </w:t>
-      </w:r>
-      <w:r>
-        <w:rPr>
-          <w:lang w:val="pt-BR"/>
-        </w:rPr>
-        <w:t>cobrança</w:t>
-      </w:r>
-      <w:r>
-        <w:rPr>
-          <w:lang w:val="pt-BR"/>
-        </w:rPr>
-        <w:t xml:space="preserve"> aplicada e:</w:t>
+        <w:t>•</w:t>
+      </w:r>
+      <w:r>
+        <w:rPr>
+          <w:lang w:val="pt-BR"/>
+        </w:rPr>
+        <w:t xml:space="preserve"> O</w:t>
+      </w:r>
+      <w:r>
+        <w:rPr>
+          <w:lang w:val="pt-BR"/>
+        </w:rPr>
+        <w:t xml:space="preserve"> usuário não será cobrado pela reserva cancelada;</w:t>
       </w:r>
     </w:p>
     <w:p>
       <w:pPr>
-        <w:pStyle w:val="ABNTList"/>
-        <w:rPr>
-          <w:lang w:val="pt-BR"/>
-        </w:rPr>
-      </w:pPr>
-      <w:r>
-        <w:rPr>
-          <w:lang w:val="pt-BR"/>
-        </w:rPr>
-        <w:t xml:space="preserve">• </w:t>
-      </w:r>
-      <w:r>
-        <w:rPr>
-          <w:lang w:val="pt-BR"/>
-        </w:rPr>
-        <w:t>Cobrança</w:t>
-      </w:r>
-      <w:r>
-        <w:rPr>
-          <w:lang w:val="pt-BR"/>
-        </w:rPr>
-        <w:t xml:space="preserve"> </w:t>
-      </w:r>
-      <w:r>
-        <w:rPr>
-          <w:lang w:val="pt-BR"/>
-        </w:rPr>
-        <w:t>mínima</w:t>
-      </w:r>
-      <w:r>
-        <w:rPr>
-          <w:lang w:val="pt-BR"/>
-        </w:rPr>
-        <w:t xml:space="preserve"> de 1 hora;</w:t>
+        <w:rPr>
+          <w:lang w:val="pt-BR"/>
+        </w:rPr>
+      </w:pPr>
+      <w:r>
+        <w:rPr>
+          <w:lang w:val="pt-BR"/>
+        </w:rPr>
+        <w:t>•</w:t>
+      </w:r>
+      <w:r>
+        <w:rPr>
+          <w:lang w:val="pt-BR"/>
+        </w:rPr>
+        <w:t xml:space="preserve"> C</w:t>
+      </w:r>
+      <w:r>
+        <w:rPr>
+          <w:lang w:val="pt-BR"/>
+        </w:rPr>
+        <w:t>aso já exista pagamento confirmado, a plataforma poderá iniciar processo de estorno, reembolso ou geração de crédito interno, conforme política vigente e forma de pagamento utilizada;</w:t>
       </w:r>
     </w:p>
     <w:p>
       <w:pPr>
-        <w:pStyle w:val="ABNTList"/>
-        <w:rPr>
-          <w:lang w:val="pt-BR"/>
-        </w:rPr>
-      </w:pPr>
-      <w:r>
-        <w:rPr>
-          <w:lang w:val="pt-BR"/>
-        </w:rPr>
-        <w:t xml:space="preserve">• Apos 1 hora, </w:t>
-      </w:r>
-      <w:r>
-        <w:rPr>
-          <w:lang w:val="pt-BR"/>
-        </w:rPr>
-        <w:t>cobrança</w:t>
-      </w:r>
-      <w:r>
-        <w:rPr>
-          <w:lang w:val="pt-BR"/>
-        </w:rPr>
-        <w:t xml:space="preserve"> arredondada para cima em blocos de 30 minutos;</w:t>
+        <w:rPr>
+          <w:lang w:val="pt-BR"/>
+        </w:rPr>
+      </w:pPr>
+      <w:r>
+        <w:rPr>
+          <w:lang w:val="pt-BR"/>
+        </w:rPr>
+        <w:t>•</w:t>
+      </w:r>
+      <w:r>
+        <w:rPr>
+          <w:lang w:val="pt-BR"/>
+        </w:rPr>
+        <w:t xml:space="preserve"> O</w:t>
+      </w:r>
+      <w:r>
+        <w:rPr>
+          <w:lang w:val="pt-BR"/>
+        </w:rPr>
+        <w:t xml:space="preserve"> status da reserva poderá ser atualizado automaticamente no aplicativo, nos painéis administrativos e demais interfaces da plataforma;</w:t>
       </w:r>
     </w:p>
     <w:p>
       <w:pPr>
-        <w:pStyle w:val="ABNTList"/>
-        <w:rPr>
-          <w:lang w:val="pt-BR"/>
-        </w:rPr>
-      </w:pPr>
-      <w:r>
-        <w:rPr>
-          <w:lang w:val="pt-BR"/>
-        </w:rPr>
-        <w:t>• Exemplo: 1h10 cobra 1h30;</w:t>
+        <w:rPr>
+          <w:lang w:val="pt-BR"/>
+        </w:rPr>
+      </w:pPr>
+      <w:r>
+        <w:rPr>
+          <w:lang w:val="pt-BR"/>
+        </w:rPr>
+        <w:t>•</w:t>
+      </w:r>
+      <w:r>
+        <w:rPr>
+          <w:lang w:val="pt-BR"/>
+        </w:rPr>
+        <w:t xml:space="preserve"> A</w:t>
+      </w:r>
+      <w:r>
+        <w:rPr>
+          <w:lang w:val="pt-BR"/>
+        </w:rPr>
+        <w:t xml:space="preserve"> plataforma poderá, quando possível, sugerir estacionamentos alternativos próximos à localização originalmente reservada.</w:t>
       </w:r>
     </w:p>
     <w:p>
       <w:pPr>
-        <w:pStyle w:val="ABNTList"/>
-        <w:rPr>
-          <w:lang w:val="pt-BR"/>
-        </w:rPr>
-      </w:pPr>
-      <w:r>
-        <w:rPr>
-          <w:lang w:val="pt-BR"/>
-        </w:rPr>
-        <w:t>• Exemplo: 3h40 cobra 4h.</w:t>
+        <w:rPr>
+          <w:lang w:val="pt-BR"/>
+        </w:rPr>
+      </w:pPr>
+      <w:r>
+        <w:rPr>
+          <w:lang w:val="pt-BR"/>
+        </w:rPr>
+        <w:t>A plataforma não se responsabiliza por cancelamentos decorrentes de:</w:t>
       </w:r>
     </w:p>
     <w:p>
@@ -2144,100 +2008,44 @@
         <w:rPr>
           <w:lang w:val="pt-BR"/>
         </w:rPr>
-        <w:t xml:space="preserve">Valores </w:t>
-      </w:r>
-      <w:r>
-        <w:rPr>
-          <w:lang w:val="pt-BR"/>
-        </w:rPr>
-        <w:t>deverão</w:t>
-      </w:r>
-      <w:r>
-        <w:rPr>
-          <w:lang w:val="pt-BR"/>
-        </w:rPr>
-        <w:t xml:space="preserve"> ser exibidos antes da </w:t>
-      </w:r>
-      <w:r>
-        <w:rPr>
-          <w:lang w:val="pt-BR"/>
-        </w:rPr>
-        <w:t>confirmação</w:t>
-      </w:r>
-      <w:r>
-        <w:rPr>
-          <w:lang w:val="pt-BR"/>
-        </w:rPr>
-        <w:t xml:space="preserve"> quando </w:t>
-      </w:r>
-      <w:r>
-        <w:rPr>
-          <w:lang w:val="pt-BR"/>
-        </w:rPr>
-        <w:t>aplicável</w:t>
-      </w:r>
-      <w:r>
-        <w:rPr>
-          <w:lang w:val="pt-BR"/>
-        </w:rPr>
-        <w:t xml:space="preserve">. Em caso de </w:t>
-      </w:r>
-      <w:r>
-        <w:rPr>
-          <w:lang w:val="pt-BR"/>
-        </w:rPr>
-        <w:t>divergência</w:t>
-      </w:r>
-      <w:r>
-        <w:rPr>
-          <w:lang w:val="pt-BR"/>
-        </w:rPr>
-        <w:t xml:space="preserve">, a plataforma </w:t>
-      </w:r>
-      <w:r>
-        <w:rPr>
-          <w:lang w:val="pt-BR"/>
-        </w:rPr>
-        <w:t>poderá</w:t>
-      </w:r>
-      <w:r>
-        <w:rPr>
-          <w:lang w:val="pt-BR"/>
-        </w:rPr>
-        <w:t xml:space="preserve"> recalcular valores com base nos </w:t>
-      </w:r>
-      <w:r>
-        <w:rPr>
-          <w:lang w:val="pt-BR"/>
-        </w:rPr>
-        <w:t>horários</w:t>
-      </w:r>
-      <w:r>
-        <w:rPr>
-          <w:lang w:val="pt-BR"/>
-        </w:rPr>
-        <w:t xml:space="preserve"> registrados pelo </w:t>
-      </w:r>
-      <w:r>
-        <w:rPr>
-          <w:lang w:val="pt-BR"/>
-        </w:rPr>
-        <w:t>acende</w:t>
-      </w:r>
-      <w:r>
-        <w:rPr>
-          <w:lang w:val="pt-BR"/>
-        </w:rPr>
-        <w:t>.</w:t>
+        <w:t>•</w:t>
+      </w:r>
+      <w:r>
+        <w:rPr>
+          <w:lang w:val="pt-BR"/>
+        </w:rPr>
+        <w:t xml:space="preserve"> P</w:t>
+      </w:r>
+      <w:r>
+        <w:rPr>
+          <w:lang w:val="pt-BR"/>
+        </w:rPr>
+        <w:t>roblemas operacionais do estacionamento;</w:t>
       </w:r>
     </w:p>
     <w:p>
       <w:pPr>
-        <w:pStyle w:val="Ttulo1"/>
-      </w:pPr>
-      <w:r>
-        <w:lastRenderedPageBreak/>
-        <w:t>11. Planos e assinaturas</w:t>
+        <w:rPr>
+          <w:lang w:val="pt-BR"/>
+        </w:rPr>
+      </w:pPr>
+      <w:r>
+        <w:rPr>
+          <w:lang w:val="pt-BR"/>
+        </w:rPr>
+        <w:t>•</w:t>
+      </w:r>
+      <w:r>
+        <w:rPr>
+          <w:lang w:val="pt-BR"/>
+        </w:rPr>
+        <w:t xml:space="preserve"> I</w:t>
+      </w:r>
+      <w:r>
+        <w:rPr>
+          <w:lang w:val="pt-BR"/>
+        </w:rPr>
+        <w:t>ndisponibilidade temporária de vagas;</w:t>
       </w:r>
     </w:p>
     <w:p>
@@ -2250,7 +2058,19 @@
         <w:rPr>
           <w:lang w:val="pt-BR"/>
         </w:rPr>
-        <w:t>O Parada Certa pode oferecer planos para estacionamentos, como Basic, Standard e Premium.</w:t>
+        <w:t>•</w:t>
+      </w:r>
+      <w:r>
+        <w:rPr>
+          <w:lang w:val="pt-BR"/>
+        </w:rPr>
+        <w:t xml:space="preserve"> S</w:t>
+      </w:r>
+      <w:r>
+        <w:rPr>
+          <w:lang w:val="pt-BR"/>
+        </w:rPr>
+        <w:t>ituações de manutenção;</w:t>
       </w:r>
     </w:p>
     <w:p>
@@ -2263,31 +2083,20 @@
         <w:rPr>
           <w:lang w:val="pt-BR"/>
         </w:rPr>
-        <w:t xml:space="preserve">Os planos podem limitar ou liberar recursos, incluindo quantidade de fotos, </w:t>
-      </w:r>
-      <w:r>
-        <w:rPr>
-          <w:lang w:val="pt-BR"/>
-        </w:rPr>
-        <w:t>relatórios</w:t>
-      </w:r>
-      <w:r>
-        <w:rPr>
-          <w:lang w:val="pt-BR"/>
-        </w:rPr>
-        <w:t xml:space="preserve">, destaque no mapa, funcionalidades administrativas, </w:t>
-      </w:r>
-      <w:r>
-        <w:rPr>
-          <w:lang w:val="pt-BR"/>
-        </w:rPr>
-        <w:t>relatórios</w:t>
-      </w:r>
-      <w:r>
-        <w:rPr>
-          <w:lang w:val="pt-BR"/>
-        </w:rPr>
-        <w:t xml:space="preserve"> regionais e acesso a indicadores.</w:t>
+        <w:lastRenderedPageBreak/>
+        <w:t>•</w:t>
+      </w:r>
+      <w:r>
+        <w:rPr>
+          <w:lang w:val="pt-BR"/>
+        </w:rPr>
+        <w:t xml:space="preserve"> E</w:t>
+      </w:r>
+      <w:r>
+        <w:rPr>
+          <w:lang w:val="pt-BR"/>
+        </w:rPr>
+        <w:t>ventos externos;</w:t>
       </w:r>
     </w:p>
     <w:p>
@@ -2300,81 +2109,44 @@
         <w:rPr>
           <w:lang w:val="pt-BR"/>
         </w:rPr>
-        <w:t xml:space="preserve">O projeto pode simular </w:t>
-      </w:r>
-      <w:r>
-        <w:rPr>
-          <w:lang w:val="pt-BR"/>
-        </w:rPr>
-        <w:t>contratação</w:t>
-      </w:r>
-      <w:r>
-        <w:rPr>
-          <w:lang w:val="pt-BR"/>
-        </w:rPr>
-        <w:t xml:space="preserve"> de planos. Pagamentos por </w:t>
-      </w:r>
-      <w:r>
-        <w:rPr>
-          <w:lang w:val="pt-BR"/>
-        </w:rPr>
-        <w:t>cartão</w:t>
-      </w:r>
-      <w:r>
-        <w:rPr>
-          <w:lang w:val="pt-BR"/>
-        </w:rPr>
-        <w:t xml:space="preserve"> podem ser simulados no contexto </w:t>
-      </w:r>
-      <w:r>
-        <w:rPr>
-          <w:lang w:val="pt-BR"/>
-        </w:rPr>
-        <w:t>acadêmico</w:t>
-      </w:r>
-      <w:r>
-        <w:rPr>
-          <w:lang w:val="pt-BR"/>
-        </w:rPr>
-        <w:t xml:space="preserve">, sem armazenamento de CVV ou </w:t>
-      </w:r>
-      <w:r>
-        <w:rPr>
-          <w:lang w:val="pt-BR"/>
-        </w:rPr>
-        <w:t>número</w:t>
-      </w:r>
-      <w:r>
-        <w:rPr>
-          <w:lang w:val="pt-BR"/>
-        </w:rPr>
-        <w:t xml:space="preserve"> completo do </w:t>
-      </w:r>
-      <w:r>
-        <w:rPr>
-          <w:lang w:val="pt-BR"/>
-        </w:rPr>
-        <w:t>cartão</w:t>
-      </w:r>
-      <w:r>
-        <w:rPr>
-          <w:lang w:val="pt-BR"/>
-        </w:rPr>
-        <w:t>.</w:t>
+        <w:t>•</w:t>
+      </w:r>
+      <w:r>
+        <w:rPr>
+          <w:lang w:val="pt-BR"/>
+        </w:rPr>
+        <w:t xml:space="preserve"> C</w:t>
+      </w:r>
+      <w:r>
+        <w:rPr>
+          <w:lang w:val="pt-BR"/>
+        </w:rPr>
+        <w:t>asos fortuitos ou de força maior;</w:t>
       </w:r>
     </w:p>
     <w:p>
       <w:pPr>
-        <w:pStyle w:val="Ttulo1"/>
-      </w:pPr>
-      <w:r>
-        <w:t>12. Pagamentos por cart</w:t>
-      </w:r>
-      <w:r>
-        <w:t>ã</w:t>
-      </w:r>
-      <w:r>
-        <w:t>o e Pix</w:t>
+        <w:rPr>
+          <w:lang w:val="pt-BR"/>
+        </w:rPr>
+      </w:pPr>
+      <w:r>
+        <w:rPr>
+          <w:lang w:val="pt-BR"/>
+        </w:rPr>
+        <w:t>•</w:t>
+      </w:r>
+      <w:r>
+        <w:rPr>
+          <w:lang w:val="pt-BR"/>
+        </w:rPr>
+        <w:t xml:space="preserve"> F</w:t>
+      </w:r>
+      <w:r>
+        <w:rPr>
+          <w:lang w:val="pt-BR"/>
+        </w:rPr>
+        <w:t>alhas de energia, internet, segurança ou acesso ao estabelecimento.</w:t>
       </w:r>
     </w:p>
     <w:p>
@@ -2387,135 +2159,54 @@
         <w:rPr>
           <w:lang w:val="pt-BR"/>
         </w:rPr>
-        <w:t>Cartão</w:t>
-      </w:r>
-      <w:r>
-        <w:rPr>
-          <w:lang w:val="pt-BR"/>
-        </w:rPr>
-        <w:t xml:space="preserve"> de pagamento </w:t>
-      </w:r>
-      <w:r>
-        <w:rPr>
-          <w:lang w:val="pt-BR"/>
-        </w:rPr>
-        <w:t>poderá</w:t>
-      </w:r>
-      <w:r>
-        <w:rPr>
-          <w:lang w:val="pt-BR"/>
-        </w:rPr>
-        <w:t xml:space="preserve"> ser usado para planos ou pagamentos, se a funcionalidade estiver </w:t>
-      </w:r>
-      <w:r>
-        <w:rPr>
-          <w:lang w:val="pt-BR"/>
-        </w:rPr>
-        <w:t>disponível</w:t>
-      </w:r>
-      <w:r>
-        <w:rPr>
-          <w:lang w:val="pt-BR"/>
-        </w:rPr>
-        <w:t xml:space="preserve">. Pix </w:t>
-      </w:r>
-      <w:r>
-        <w:rPr>
-          <w:lang w:val="pt-BR"/>
-        </w:rPr>
-        <w:t>poderá</w:t>
-      </w:r>
-      <w:r>
-        <w:rPr>
-          <w:lang w:val="pt-BR"/>
-        </w:rPr>
-        <w:t xml:space="preserve"> ser usado como chave de recebimento informada pelo estacionamento, quando </w:t>
-      </w:r>
-      <w:r>
-        <w:rPr>
-          <w:lang w:val="pt-BR"/>
-        </w:rPr>
-        <w:t>aplicável</w:t>
-      </w:r>
-      <w:r>
-        <w:rPr>
-          <w:lang w:val="pt-BR"/>
-        </w:rPr>
-        <w:t>.</w:t>
+        <w:t>O</w:t>
+      </w:r>
+      <w:r>
+        <w:rPr>
+          <w:lang w:val="pt-BR"/>
+        </w:rPr>
+        <w:t xml:space="preserve"> </w:t>
+      </w:r>
+      <w:r>
+        <w:rPr>
+          <w:lang w:val="pt-BR"/>
+        </w:rPr>
+        <w:t>estacionamento e seus administradores comprometem-se a evitar cancelamentos abusivos, recorrentes ou injustificados. A plataforma poderá monitorar a taxa de cancelamentos e aplicar medidas administrativas internas quando identificar uso inadequado da funcionalidade.</w:t>
       </w:r>
     </w:p>
     <w:p>
       <w:pPr>
-        <w:rPr>
-          <w:lang w:val="pt-BR"/>
-        </w:rPr>
-      </w:pPr>
-      <w:r>
-        <w:rPr>
-          <w:lang w:val="pt-BR"/>
-        </w:rPr>
-        <w:t xml:space="preserve">Dados financeiros devem ser tratados com </w:t>
-      </w:r>
-      <w:r>
-        <w:rPr>
-          <w:lang w:val="pt-BR"/>
-        </w:rPr>
-        <w:t>segurança</w:t>
-      </w:r>
-      <w:r>
-        <w:rPr>
-          <w:lang w:val="pt-BR"/>
-        </w:rPr>
-        <w:t xml:space="preserve">. Falhas de pagamento podem impedir </w:t>
-      </w:r>
-      <w:r>
-        <w:rPr>
-          <w:lang w:val="pt-BR"/>
-        </w:rPr>
-        <w:t>ativação</w:t>
-      </w:r>
-      <w:r>
-        <w:rPr>
-          <w:lang w:val="pt-BR"/>
-        </w:rPr>
-        <w:t xml:space="preserve"> de plano, </w:t>
-      </w:r>
-      <w:r>
-        <w:rPr>
-          <w:lang w:val="pt-BR"/>
-        </w:rPr>
-        <w:t>conclusão</w:t>
-      </w:r>
-      <w:r>
-        <w:rPr>
-          <w:lang w:val="pt-BR"/>
-        </w:rPr>
-        <w:t xml:space="preserve"> de </w:t>
-      </w:r>
-      <w:r>
-        <w:rPr>
-          <w:lang w:val="pt-BR"/>
-        </w:rPr>
-        <w:t>serviço</w:t>
-      </w:r>
-      <w:r>
-        <w:rPr>
-          <w:lang w:val="pt-BR"/>
-        </w:rPr>
-        <w:t xml:space="preserve"> ou </w:t>
-      </w:r>
-      <w:r>
-        <w:rPr>
-          <w:lang w:val="pt-BR"/>
-        </w:rPr>
-        <w:t>liberação</w:t>
-      </w:r>
-      <w:r>
-        <w:rPr>
-          <w:lang w:val="pt-BR"/>
-        </w:rPr>
-        <w:t xml:space="preserve"> de funcionalidade.</w:t>
-      </w:r>
+        <w:pStyle w:val="Ttulo1"/>
+        <w:rPr>
+          <w:lang w:val="pt-BR"/>
+        </w:rPr>
+      </w:pPr>
+      <w:r>
+        <w:rPr>
+          <w:lang w:val="pt-BR"/>
+        </w:rPr>
+        <w:t>9. Entrada, sa</w:t>
+      </w:r>
+      <w:r>
+        <w:rPr>
+          <w:lang w:val="pt-BR"/>
+        </w:rPr>
+        <w:t>í</w:t>
+      </w:r>
+      <w:r>
+        <w:rPr>
+          <w:lang w:val="pt-BR"/>
+        </w:rPr>
+        <w:t xml:space="preserve">da e QR </w:t>
+      </w:r>
+      <w:proofErr w:type="spellStart"/>
+      <w:r>
+        <w:rPr>
+          <w:lang w:val="pt-BR"/>
+        </w:rPr>
+        <w:t>Code</w:t>
+      </w:r>
+      <w:proofErr w:type="spellEnd"/>
     </w:p>
     <w:p>
       <w:pPr>
@@ -2527,49 +2218,61 @@
         <w:rPr>
           <w:lang w:val="pt-BR"/>
         </w:rPr>
-        <w:t xml:space="preserve">Como </w:t>
-      </w:r>
-      <w:r>
-        <w:rPr>
-          <w:lang w:val="pt-BR"/>
-        </w:rPr>
-        <w:t>operação</w:t>
-      </w:r>
-      <w:r>
-        <w:rPr>
-          <w:lang w:val="pt-BR"/>
-        </w:rPr>
-        <w:t xml:space="preserve"> </w:t>
-      </w:r>
-      <w:r>
-        <w:rPr>
-          <w:lang w:val="pt-BR"/>
-        </w:rPr>
-        <w:t>acadêmica</w:t>
-      </w:r>
-      <w:r>
-        <w:rPr>
-          <w:lang w:val="pt-BR"/>
-        </w:rPr>
-        <w:t xml:space="preserve">, os pagamentos podem ser simulados. Mesmo em </w:t>
-      </w:r>
-      <w:r>
-        <w:rPr>
-          <w:lang w:val="pt-BR"/>
-        </w:rPr>
-        <w:t>simulação</w:t>
-      </w:r>
-      <w:r>
-        <w:rPr>
-          <w:lang w:val="pt-BR"/>
-        </w:rPr>
-        <w:t xml:space="preserve">, a plataforma deve evitar armazenamento de CVV e numero completo de </w:t>
-      </w:r>
-      <w:r>
-        <w:rPr>
-          <w:lang w:val="pt-BR"/>
-        </w:rPr>
-        <w:t>cartão</w:t>
+        <w:t xml:space="preserve">A entrada pode ser registrada por QR </w:t>
+      </w:r>
+      <w:r>
+        <w:rPr>
+          <w:lang w:val="pt-BR"/>
+        </w:rPr>
+        <w:t>Codes</w:t>
+      </w:r>
+      <w:r>
+        <w:rPr>
+          <w:lang w:val="pt-BR"/>
+        </w:rPr>
+        <w:t xml:space="preserve">, kiosk/totem, aplicativo ou sistema administrativo. A </w:t>
+      </w:r>
+      <w:r>
+        <w:rPr>
+          <w:lang w:val="pt-BR"/>
+        </w:rPr>
+        <w:t>saída</w:t>
+      </w:r>
+      <w:r>
+        <w:rPr>
+          <w:lang w:val="pt-BR"/>
+        </w:rPr>
+        <w:t xml:space="preserve"> registra o fim da </w:t>
+      </w:r>
+      <w:r>
+        <w:rPr>
+          <w:lang w:val="pt-BR"/>
+        </w:rPr>
+        <w:t>permanência</w:t>
+      </w:r>
+      <w:r>
+        <w:rPr>
+          <w:lang w:val="pt-BR"/>
+        </w:rPr>
+        <w:t xml:space="preserve"> e permite o </w:t>
+      </w:r>
+      <w:r>
+        <w:rPr>
+          <w:lang w:val="pt-BR"/>
+        </w:rPr>
+        <w:t>cálculo</w:t>
+      </w:r>
+      <w:r>
+        <w:rPr>
+          <w:lang w:val="pt-BR"/>
+        </w:rPr>
+        <w:t xml:space="preserve"> de </w:t>
+      </w:r>
+      <w:r>
+        <w:rPr>
+          <w:lang w:val="pt-BR"/>
+        </w:rPr>
+        <w:t>cobrança</w:t>
       </w:r>
       <w:r>
         <w:rPr>
@@ -2580,19 +2283,87 @@
     </w:p>
     <w:p>
       <w:pPr>
-        <w:pStyle w:val="Ttulo1"/>
-      </w:pPr>
-      <w:r>
-        <w:t xml:space="preserve">13. </w:t>
-      </w:r>
-      <w:r>
-        <w:t>Araliaceous</w:t>
-      </w:r>
-      <w:r>
+        <w:rPr>
+          <w:lang w:val="pt-BR"/>
+        </w:rPr>
+      </w:pPr>
+      <w:r>
+        <w:rPr>
+          <w:lang w:val="pt-BR"/>
+        </w:rPr>
+        <w:t xml:space="preserve">Os dados de </w:t>
+      </w:r>
+      <w:r>
+        <w:rPr>
+          <w:lang w:val="pt-BR"/>
+        </w:rPr>
+        <w:t>horário</w:t>
+      </w:r>
+      <w:r>
+        <w:rPr>
+          <w:lang w:val="pt-BR"/>
+        </w:rPr>
+        <w:t xml:space="preserve">, estacionamento, veiculo, </w:t>
+      </w:r>
+      <w:r>
+        <w:rPr>
+          <w:lang w:val="pt-BR"/>
+        </w:rPr>
+        <w:t>usuário</w:t>
+      </w:r>
+      <w:r>
+        <w:rPr>
+          <w:lang w:val="pt-BR"/>
+        </w:rPr>
         <w:t xml:space="preserve"> e </w:t>
       </w:r>
       <w:r>
-        <w:t>commentaries</w:t>
+        <w:rPr>
+          <w:lang w:val="pt-BR"/>
+        </w:rPr>
+        <w:t>sessão</w:t>
+      </w:r>
+      <w:r>
+        <w:rPr>
+          <w:lang w:val="pt-BR"/>
+        </w:rPr>
+        <w:t xml:space="preserve"> </w:t>
+      </w:r>
+      <w:r>
+        <w:rPr>
+          <w:lang w:val="pt-BR"/>
+        </w:rPr>
+        <w:t>são</w:t>
+      </w:r>
+      <w:r>
+        <w:rPr>
+          <w:lang w:val="pt-BR"/>
+        </w:rPr>
+        <w:t xml:space="preserve"> utilizados para controle operacional, </w:t>
+      </w:r>
+      <w:r>
+        <w:rPr>
+          <w:lang w:val="pt-BR"/>
+        </w:rPr>
+        <w:t>cálculo</w:t>
+      </w:r>
+      <w:r>
+        <w:rPr>
+          <w:lang w:val="pt-BR"/>
+        </w:rPr>
+        <w:t xml:space="preserve"> de valores e </w:t>
+      </w:r>
+      <w:r>
+        <w:rPr>
+          <w:lang w:val="pt-BR"/>
+        </w:rPr>
+        <w:t>relatórios</w:t>
+      </w:r>
+      <w:r>
+        <w:rPr>
+          <w:lang w:val="pt-BR"/>
+        </w:rPr>
+        <w:t>.</w:t>
       </w:r>
     </w:p>
     <w:p>
@@ -2605,25 +2376,73 @@
         <w:rPr>
           <w:lang w:val="pt-BR"/>
         </w:rPr>
-        <w:t xml:space="preserve">Motoristas podem avaliar estacionamentos e publicar </w:t>
-      </w:r>
-      <w:r>
-        <w:rPr>
-          <w:lang w:val="pt-BR"/>
-        </w:rPr>
-        <w:t>comentários</w:t>
-      </w:r>
-      <w:r>
-        <w:rPr>
-          <w:lang w:val="pt-BR"/>
-        </w:rPr>
-        <w:t xml:space="preserve">, quando a funcionalidade estiver </w:t>
-      </w:r>
-      <w:r>
-        <w:rPr>
-          <w:lang w:val="pt-BR"/>
-        </w:rPr>
-        <w:t>disponível</w:t>
+        <w:t xml:space="preserve">Fraudes, tentativas de reutilizar QR </w:t>
+      </w:r>
+      <w:r>
+        <w:rPr>
+          <w:lang w:val="pt-BR"/>
+        </w:rPr>
+        <w:t>Codes</w:t>
+      </w:r>
+      <w:r>
+        <w:rPr>
+          <w:lang w:val="pt-BR"/>
+        </w:rPr>
+        <w:t xml:space="preserve">, burlar </w:t>
+      </w:r>
+      <w:r>
+        <w:rPr>
+          <w:lang w:val="pt-BR"/>
+        </w:rPr>
+        <w:t>validações</w:t>
+      </w:r>
+      <w:r>
+        <w:rPr>
+          <w:lang w:val="pt-BR"/>
+        </w:rPr>
+        <w:t xml:space="preserve">, simular entrada ou manipular </w:t>
+      </w:r>
+      <w:r>
+        <w:rPr>
+          <w:lang w:val="pt-BR"/>
+        </w:rPr>
+        <w:t>sessões</w:t>
+      </w:r>
+      <w:r>
+        <w:rPr>
+          <w:lang w:val="pt-BR"/>
+        </w:rPr>
+        <w:t xml:space="preserve"> </w:t>
+      </w:r>
+      <w:r>
+        <w:rPr>
+          <w:lang w:val="pt-BR"/>
+        </w:rPr>
+        <w:t>poderão</w:t>
+      </w:r>
+      <w:r>
+        <w:rPr>
+          <w:lang w:val="pt-BR"/>
+        </w:rPr>
+        <w:t xml:space="preserve"> gerar bloqueio de acesso, cancelamento de </w:t>
+      </w:r>
+      <w:r>
+        <w:rPr>
+          <w:lang w:val="pt-BR"/>
+        </w:rPr>
+        <w:t>operações</w:t>
+      </w:r>
+      <w:r>
+        <w:rPr>
+          <w:lang w:val="pt-BR"/>
+        </w:rPr>
+        <w:t xml:space="preserve"> e outras medidas </w:t>
+      </w:r>
+      <w:r>
+        <w:rPr>
+          <w:lang w:val="pt-BR"/>
+        </w:rPr>
+        <w:t>cabíveis</w:t>
       </w:r>
       <w:r>
         <w:rPr>
@@ -2634,33 +2453,16 @@
     </w:p>
     <w:p>
       <w:pPr>
-        <w:rPr>
-          <w:lang w:val="pt-BR"/>
-        </w:rPr>
-      </w:pPr>
-      <w:r>
-        <w:rPr>
-          <w:lang w:val="pt-BR"/>
-        </w:rPr>
-        <w:t>Comentários</w:t>
-      </w:r>
-      <w:r>
-        <w:rPr>
-          <w:lang w:val="pt-BR"/>
-        </w:rPr>
-        <w:t xml:space="preserve"> ofensivos, falsos, </w:t>
-      </w:r>
-      <w:r>
-        <w:rPr>
-          <w:lang w:val="pt-BR"/>
-        </w:rPr>
-        <w:t>discriminatórios</w:t>
-      </w:r>
-      <w:r>
-        <w:rPr>
-          <w:lang w:val="pt-BR"/>
-        </w:rPr>
-        <w:t>, abusivos, ilegais, fraudulentos ou que violem direitos de terceiros podem ser removidos ou moderados.</w:t>
+        <w:pStyle w:val="Ttulo1"/>
+        <w:rPr>
+          <w:lang w:val="pt-BR"/>
+        </w:rPr>
+      </w:pPr>
+      <w:r>
+        <w:rPr>
+          <w:lang w:val="pt-BR"/>
+        </w:rPr>
+        <w:t>10. Pagamento de estadia</w:t>
       </w:r>
     </w:p>
     <w:p>
@@ -2673,203 +2475,82 @@
         <w:rPr>
           <w:lang w:val="pt-BR"/>
         </w:rPr>
-        <w:t xml:space="preserve">O </w:t>
-      </w:r>
-      <w:r>
-        <w:rPr>
-          <w:lang w:val="pt-BR"/>
-        </w:rPr>
-        <w:t>usuário</w:t>
-      </w:r>
-      <w:r>
-        <w:rPr>
-          <w:lang w:val="pt-BR"/>
-        </w:rPr>
-        <w:t xml:space="preserve"> e </w:t>
-      </w:r>
-      <w:r>
-        <w:rPr>
-          <w:lang w:val="pt-BR"/>
-        </w:rPr>
-        <w:t>responsável</w:t>
-      </w:r>
-      <w:r>
-        <w:rPr>
-          <w:lang w:val="pt-BR"/>
-        </w:rPr>
-        <w:t xml:space="preserve"> pelo </w:t>
-      </w:r>
-      <w:r>
-        <w:rPr>
-          <w:lang w:val="pt-BR"/>
-        </w:rPr>
-        <w:t>conteúdo</w:t>
-      </w:r>
-      <w:r>
-        <w:rPr>
-          <w:lang w:val="pt-BR"/>
-        </w:rPr>
-        <w:t xml:space="preserve"> que publica. A plataforma </w:t>
-      </w:r>
-      <w:r>
-        <w:rPr>
-          <w:lang w:val="pt-BR"/>
-        </w:rPr>
-        <w:t>poderá</w:t>
-      </w:r>
-      <w:r>
-        <w:rPr>
-          <w:lang w:val="pt-BR"/>
-        </w:rPr>
-        <w:t xml:space="preserve"> aplicar filtros, </w:t>
-      </w:r>
-      <w:r>
-        <w:rPr>
-          <w:lang w:val="pt-BR"/>
-        </w:rPr>
-        <w:t>moderação</w:t>
-      </w:r>
-      <w:r>
-        <w:rPr>
-          <w:lang w:val="pt-BR"/>
-        </w:rPr>
-        <w:t xml:space="preserve"> </w:t>
-      </w:r>
-      <w:r>
-        <w:rPr>
-          <w:lang w:val="pt-BR"/>
-        </w:rPr>
-        <w:t>automática</w:t>
-      </w:r>
-      <w:r>
-        <w:rPr>
-          <w:lang w:val="pt-BR"/>
-        </w:rPr>
-        <w:t xml:space="preserve"> ou </w:t>
-      </w:r>
-      <w:r>
-        <w:rPr>
-          <w:lang w:val="pt-BR"/>
-        </w:rPr>
-        <w:t>revisão</w:t>
-      </w:r>
-      <w:r>
-        <w:rPr>
-          <w:lang w:val="pt-BR"/>
-        </w:rPr>
-        <w:t xml:space="preserve"> manual para proteger </w:t>
-      </w:r>
-      <w:r>
-        <w:rPr>
-          <w:lang w:val="pt-BR"/>
-        </w:rPr>
-        <w:t>usuários</w:t>
-      </w:r>
-      <w:r>
-        <w:rPr>
-          <w:lang w:val="pt-BR"/>
-        </w:rPr>
-        <w:t xml:space="preserve">, estacionamentos e a integridade do </w:t>
-      </w:r>
-      <w:r>
-        <w:rPr>
-          <w:lang w:val="pt-BR"/>
-        </w:rPr>
-        <w:t>serviço</w:t>
-      </w:r>
-      <w:r>
-        <w:rPr>
-          <w:lang w:val="pt-BR"/>
-        </w:rPr>
-        <w:t>.</w:t>
+        <w:t xml:space="preserve">O valor da estadia considera o </w:t>
+      </w:r>
+      <w:r>
+        <w:rPr>
+          <w:lang w:val="pt-BR"/>
+        </w:rPr>
+        <w:t>preço</w:t>
+      </w:r>
+      <w:r>
+        <w:rPr>
+          <w:lang w:val="pt-BR"/>
+        </w:rPr>
+        <w:t xml:space="preserve"> por hora definido pelo estacionamento.</w:t>
       </w:r>
     </w:p>
     <w:p>
       <w:pPr>
-        <w:pStyle w:val="Ttulo1"/>
-        <w:rPr>
-          <w:lang w:val="pt-BR"/>
-        </w:rPr>
-      </w:pPr>
-      <w:r>
-        <w:rPr>
-          <w:lang w:val="pt-BR"/>
-        </w:rPr>
-        <w:lastRenderedPageBreak/>
-        <w:t>14. Dados operacionais e intelig</w:t>
-      </w:r>
-      <w:r>
-        <w:rPr>
-          <w:lang w:val="pt-BR"/>
-        </w:rPr>
-        <w:t>ê</w:t>
-      </w:r>
-      <w:r>
-        <w:rPr>
-          <w:lang w:val="pt-BR"/>
-        </w:rPr>
-        <w:t>ncia de mercado</w:t>
+        <w:rPr>
+          <w:lang w:val="pt-BR"/>
+        </w:rPr>
+      </w:pPr>
+      <w:r>
+        <w:rPr>
+          <w:lang w:val="pt-BR"/>
+        </w:rPr>
+        <w:t xml:space="preserve">A regra de </w:t>
+      </w:r>
+      <w:r>
+        <w:rPr>
+          <w:lang w:val="pt-BR"/>
+        </w:rPr>
+        <w:t>cobrança</w:t>
+      </w:r>
+      <w:r>
+        <w:rPr>
+          <w:lang w:val="pt-BR"/>
+        </w:rPr>
+        <w:t xml:space="preserve"> aplicada e:</w:t>
       </w:r>
     </w:p>
     <w:p>
       <w:pPr>
-        <w:rPr>
-          <w:lang w:val="pt-BR"/>
-        </w:rPr>
-      </w:pPr>
-      <w:r>
-        <w:rPr>
-          <w:lang w:val="pt-BR"/>
-        </w:rPr>
-        <w:t xml:space="preserve">O estacionamento concorda que a plataforma </w:t>
-      </w:r>
-      <w:r>
-        <w:rPr>
-          <w:lang w:val="pt-BR"/>
-        </w:rPr>
-        <w:t>poderá</w:t>
-      </w:r>
-      <w:r>
-        <w:rPr>
-          <w:lang w:val="pt-BR"/>
-        </w:rPr>
-        <w:t xml:space="preserve"> utilizar, divulgar ou compartilhar dados nao </w:t>
-      </w:r>
-      <w:r>
-        <w:rPr>
-          <w:lang w:val="pt-BR"/>
-        </w:rPr>
-        <w:t>sensíveis</w:t>
-      </w:r>
-      <w:r>
-        <w:rPr>
-          <w:lang w:val="pt-BR"/>
-        </w:rPr>
-        <w:t xml:space="preserve">, </w:t>
-      </w:r>
-      <w:r>
-        <w:rPr>
-          <w:lang w:val="pt-BR"/>
-        </w:rPr>
-        <w:t>públicos</w:t>
-      </w:r>
-      <w:r>
-        <w:rPr>
-          <w:lang w:val="pt-BR"/>
-        </w:rPr>
-        <w:t xml:space="preserve">, operacionais, agregados ou anonimizados com outros estacionamentos cadastrados, quando </w:t>
-      </w:r>
-      <w:r>
-        <w:rPr>
-          <w:lang w:val="pt-BR"/>
-        </w:rPr>
-        <w:t>necessário</w:t>
-      </w:r>
-      <w:r>
-        <w:rPr>
-          <w:lang w:val="pt-BR"/>
-        </w:rPr>
-        <w:t xml:space="preserve"> para:</w:t>
+        <w:pStyle w:val="ABNTList"/>
+        <w:rPr>
+          <w:lang w:val="pt-BR"/>
+        </w:rPr>
+      </w:pPr>
+      <w:r>
+        <w:rPr>
+          <w:lang w:val="pt-BR"/>
+        </w:rPr>
+        <w:t xml:space="preserve">• </w:t>
+      </w:r>
+      <w:r>
+        <w:rPr>
+          <w:lang w:val="pt-BR"/>
+        </w:rPr>
+        <w:t>Cobrança</w:t>
+      </w:r>
+      <w:r>
+        <w:rPr>
+          <w:lang w:val="pt-BR"/>
+        </w:rPr>
+        <w:t xml:space="preserve"> </w:t>
+      </w:r>
+      <w:r>
+        <w:rPr>
+          <w:lang w:val="pt-BR"/>
+        </w:rPr>
+        <w:t>mínima</w:t>
+      </w:r>
+      <w:r>
+        <w:rPr>
+          <w:lang w:val="pt-BR"/>
+        </w:rPr>
+        <w:t xml:space="preserve"> de 1 hora;</w:t>
       </w:r>
     </w:p>
     <w:p>
@@ -2883,19 +2564,19 @@
         <w:rPr>
           <w:lang w:val="pt-BR"/>
         </w:rPr>
-        <w:t xml:space="preserve">• </w:t>
-      </w:r>
-      <w:r>
-        <w:rPr>
-          <w:lang w:val="pt-BR"/>
-        </w:rPr>
-        <w:t>Relatórios</w:t>
-      </w:r>
-      <w:r>
-        <w:rPr>
-          <w:lang w:val="pt-BR"/>
-        </w:rPr>
-        <w:t>;</w:t>
+        <w:t xml:space="preserve">• Apos 1 hora, </w:t>
+      </w:r>
+      <w:r>
+        <w:rPr>
+          <w:lang w:val="pt-BR"/>
+        </w:rPr>
+        <w:t>cobrança</w:t>
+      </w:r>
+      <w:r>
+        <w:rPr>
+          <w:lang w:val="pt-BR"/>
+        </w:rPr>
+        <w:t xml:space="preserve"> arredondada para cima em blocos de 30 minutos;</w:t>
       </w:r>
     </w:p>
     <w:p>
@@ -2909,19 +2590,7 @@
         <w:rPr>
           <w:lang w:val="pt-BR"/>
         </w:rPr>
-        <w:t xml:space="preserve">• </w:t>
-      </w:r>
-      <w:r>
-        <w:rPr>
-          <w:lang w:val="pt-BR"/>
-        </w:rPr>
-        <w:t>Estatísticas</w:t>
-      </w:r>
-      <w:r>
-        <w:rPr>
-          <w:lang w:val="pt-BR"/>
-        </w:rPr>
-        <w:t>;</w:t>
+        <w:t>• Exemplo: 1h10 cobra 1h30;</w:t>
       </w:r>
     </w:p>
     <w:p>
@@ -2935,99 +2604,169 @@
         <w:rPr>
           <w:lang w:val="pt-BR"/>
         </w:rPr>
-        <w:t xml:space="preserve">• </w:t>
-      </w:r>
-      <w:r>
-        <w:rPr>
-          <w:lang w:val="pt-BR"/>
-        </w:rPr>
-        <w:t>Comparação</w:t>
-      </w:r>
-      <w:r>
-        <w:rPr>
-          <w:lang w:val="pt-BR"/>
-        </w:rPr>
-        <w:t xml:space="preserve"> regional;</w:t>
+        <w:t>• Exemplo: 3h40 cobra 4h.</w:t>
       </w:r>
     </w:p>
     <w:p>
       <w:pPr>
-        <w:pStyle w:val="ABNTList"/>
-        <w:rPr>
-          <w:lang w:val="pt-BR"/>
-        </w:rPr>
-      </w:pPr>
-      <w:r>
-        <w:rPr>
-          <w:lang w:val="pt-BR"/>
-        </w:rPr>
-        <w:t>• Analise de demanda;</w:t>
+        <w:rPr>
+          <w:lang w:val="pt-BR"/>
+        </w:rPr>
+      </w:pPr>
+      <w:r>
+        <w:rPr>
+          <w:lang w:val="pt-BR"/>
+        </w:rPr>
+        <w:t xml:space="preserve">Valores </w:t>
+      </w:r>
+      <w:r>
+        <w:rPr>
+          <w:lang w:val="pt-BR"/>
+        </w:rPr>
+        <w:t>deverão</w:t>
+      </w:r>
+      <w:r>
+        <w:rPr>
+          <w:lang w:val="pt-BR"/>
+        </w:rPr>
+        <w:t xml:space="preserve"> ser exibidos antes da </w:t>
+      </w:r>
+      <w:r>
+        <w:rPr>
+          <w:lang w:val="pt-BR"/>
+        </w:rPr>
+        <w:t>confirmação</w:t>
+      </w:r>
+      <w:r>
+        <w:rPr>
+          <w:lang w:val="pt-BR"/>
+        </w:rPr>
+        <w:t xml:space="preserve"> quando </w:t>
+      </w:r>
+      <w:r>
+        <w:rPr>
+          <w:lang w:val="pt-BR"/>
+        </w:rPr>
+        <w:t>aplicável</w:t>
+      </w:r>
+      <w:r>
+        <w:rPr>
+          <w:lang w:val="pt-BR"/>
+        </w:rPr>
+        <w:t xml:space="preserve">. Em caso de </w:t>
+      </w:r>
+      <w:r>
+        <w:rPr>
+          <w:lang w:val="pt-BR"/>
+        </w:rPr>
+        <w:t>divergência</w:t>
+      </w:r>
+      <w:r>
+        <w:rPr>
+          <w:lang w:val="pt-BR"/>
+        </w:rPr>
+        <w:t xml:space="preserve">, a plataforma </w:t>
+      </w:r>
+      <w:r>
+        <w:rPr>
+          <w:lang w:val="pt-BR"/>
+        </w:rPr>
+        <w:t>poderá</w:t>
+      </w:r>
+      <w:r>
+        <w:rPr>
+          <w:lang w:val="pt-BR"/>
+        </w:rPr>
+        <w:t xml:space="preserve"> recalcular valores com base nos </w:t>
+      </w:r>
+      <w:r>
+        <w:rPr>
+          <w:lang w:val="pt-BR"/>
+        </w:rPr>
+        <w:t>horários</w:t>
+      </w:r>
+      <w:r>
+        <w:rPr>
+          <w:lang w:val="pt-BR"/>
+        </w:rPr>
+        <w:t xml:space="preserve"> registrados pelo </w:t>
+      </w:r>
+      <w:r>
+        <w:rPr>
+          <w:lang w:val="pt-BR"/>
+        </w:rPr>
+        <w:t>acende</w:t>
+      </w:r>
+      <w:r>
+        <w:rPr>
+          <w:lang w:val="pt-BR"/>
+        </w:rPr>
+        <w:t>.</w:t>
       </w:r>
     </w:p>
     <w:p>
       <w:pPr>
-        <w:pStyle w:val="ABNTList"/>
-        <w:rPr>
-          <w:lang w:val="pt-BR"/>
-        </w:rPr>
-      </w:pPr>
-      <w:r>
-        <w:rPr>
-          <w:lang w:val="pt-BR"/>
-        </w:rPr>
-        <w:t xml:space="preserve">• </w:t>
-      </w:r>
-      <w:r>
-        <w:rPr>
-          <w:lang w:val="pt-BR"/>
-        </w:rPr>
-        <w:t>Inteligência</w:t>
-      </w:r>
-      <w:r>
-        <w:rPr>
-          <w:lang w:val="pt-BR"/>
-        </w:rPr>
-        <w:t xml:space="preserve"> de mercado;</w:t>
+        <w:pStyle w:val="Ttulo1"/>
+        <w:rPr>
+          <w:lang w:val="pt-BR"/>
+        </w:rPr>
+      </w:pPr>
+      <w:r>
+        <w:rPr>
+          <w:lang w:val="pt-BR"/>
+        </w:rPr>
+        <w:t>11. Planos e assinaturas</w:t>
       </w:r>
     </w:p>
     <w:p>
       <w:pPr>
-        <w:pStyle w:val="ABNTList"/>
-        <w:rPr>
-          <w:lang w:val="pt-BR"/>
-        </w:rPr>
-      </w:pPr>
-      <w:r>
-        <w:rPr>
-          <w:lang w:val="pt-BR"/>
-        </w:rPr>
-        <w:t xml:space="preserve">• Melhoria dos </w:t>
-      </w:r>
-      <w:r>
-        <w:rPr>
-          <w:lang w:val="pt-BR"/>
-        </w:rPr>
-        <w:t>serviços</w:t>
-      </w:r>
-      <w:r>
-        <w:rPr>
-          <w:lang w:val="pt-BR"/>
-        </w:rPr>
-        <w:t>;</w:t>
+        <w:rPr>
+          <w:lang w:val="pt-BR"/>
+        </w:rPr>
+      </w:pPr>
+      <w:r>
+        <w:rPr>
+          <w:lang w:val="pt-BR"/>
+        </w:rPr>
+        <w:t>O Parada Certa pode oferecer planos para estacionamentos, como Basic, Standard e Premium.</w:t>
       </w:r>
     </w:p>
     <w:p>
       <w:pPr>
-        <w:pStyle w:val="ABNTList"/>
-        <w:rPr>
-          <w:lang w:val="pt-BR"/>
-        </w:rPr>
-      </w:pPr>
-      <w:r>
-        <w:rPr>
-          <w:lang w:val="pt-BR"/>
-        </w:rPr>
-        <w:t>• Funcionalidades administrativas da plataforma.</w:t>
+        <w:rPr>
+          <w:lang w:val="pt-BR"/>
+        </w:rPr>
+      </w:pPr>
+      <w:r>
+        <w:rPr>
+          <w:lang w:val="pt-BR"/>
+        </w:rPr>
+        <w:lastRenderedPageBreak/>
+        <w:t xml:space="preserve">Os planos podem limitar ou liberar recursos, incluindo quantidade de fotos, </w:t>
+      </w:r>
+      <w:r>
+        <w:rPr>
+          <w:lang w:val="pt-BR"/>
+        </w:rPr>
+        <w:t>relatórios</w:t>
+      </w:r>
+      <w:r>
+        <w:rPr>
+          <w:lang w:val="pt-BR"/>
+        </w:rPr>
+        <w:t xml:space="preserve">, destaque no mapa, funcionalidades administrativas, </w:t>
+      </w:r>
+      <w:r>
+        <w:rPr>
+          <w:lang w:val="pt-BR"/>
+        </w:rPr>
+        <w:t>relatórios</w:t>
+      </w:r>
+      <w:r>
+        <w:rPr>
+          <w:lang w:val="pt-BR"/>
+        </w:rPr>
+        <w:t xml:space="preserve"> regionais e acesso a indicadores.</w:t>
       </w:r>
     </w:p>
     <w:p>
@@ -3040,169 +2779,457 @@
         <w:rPr>
           <w:lang w:val="pt-BR"/>
         </w:rPr>
-        <w:t xml:space="preserve">Essa </w:t>
-      </w:r>
-      <w:r>
-        <w:rPr>
-          <w:lang w:val="pt-BR"/>
-        </w:rPr>
-        <w:t>divulgação</w:t>
-      </w:r>
-      <w:r>
-        <w:rPr>
-          <w:lang w:val="pt-BR"/>
-        </w:rPr>
-        <w:t xml:space="preserve"> nao inclui:</w:t>
+        <w:t xml:space="preserve">O projeto pode simular </w:t>
+      </w:r>
+      <w:r>
+        <w:rPr>
+          <w:lang w:val="pt-BR"/>
+        </w:rPr>
+        <w:t>contratação</w:t>
+      </w:r>
+      <w:r>
+        <w:rPr>
+          <w:lang w:val="pt-BR"/>
+        </w:rPr>
+        <w:t xml:space="preserve"> de planos. Pagamentos por </w:t>
+      </w:r>
+      <w:r>
+        <w:rPr>
+          <w:lang w:val="pt-BR"/>
+        </w:rPr>
+        <w:t>cartão</w:t>
+      </w:r>
+      <w:r>
+        <w:rPr>
+          <w:lang w:val="pt-BR"/>
+        </w:rPr>
+        <w:t xml:space="preserve"> podem ser simulados no contexto </w:t>
+      </w:r>
+      <w:r>
+        <w:rPr>
+          <w:lang w:val="pt-BR"/>
+        </w:rPr>
+        <w:t>acadêmico</w:t>
+      </w:r>
+      <w:r>
+        <w:rPr>
+          <w:lang w:val="pt-BR"/>
+        </w:rPr>
+        <w:t xml:space="preserve">, sem armazenamento de CVV ou </w:t>
+      </w:r>
+      <w:r>
+        <w:rPr>
+          <w:lang w:val="pt-BR"/>
+        </w:rPr>
+        <w:t>número</w:t>
+      </w:r>
+      <w:r>
+        <w:rPr>
+          <w:lang w:val="pt-BR"/>
+        </w:rPr>
+        <w:t xml:space="preserve"> completo do </w:t>
+      </w:r>
+      <w:r>
+        <w:rPr>
+          <w:lang w:val="pt-BR"/>
+        </w:rPr>
+        <w:t>cartão</w:t>
+      </w:r>
+      <w:r>
+        <w:rPr>
+          <w:lang w:val="pt-BR"/>
+        </w:rPr>
+        <w:t>.</w:t>
       </w:r>
     </w:p>
     <w:p>
       <w:pPr>
-        <w:pStyle w:val="ABNTList"/>
-        <w:rPr>
-          <w:lang w:val="pt-BR"/>
-        </w:rPr>
-      </w:pPr>
-      <w:r>
-        <w:rPr>
-          <w:lang w:val="pt-BR"/>
-        </w:rPr>
-        <w:t xml:space="preserve">• Dados pessoais </w:t>
-      </w:r>
-      <w:r>
-        <w:rPr>
-          <w:lang w:val="pt-BR"/>
-        </w:rPr>
-        <w:t>sensíveis</w:t>
-      </w:r>
-      <w:r>
-        <w:rPr>
-          <w:lang w:val="pt-BR"/>
-        </w:rPr>
-        <w:t>;</w:t>
+        <w:pStyle w:val="Ttulo1"/>
+        <w:rPr>
+          <w:lang w:val="pt-BR"/>
+        </w:rPr>
+      </w:pPr>
+      <w:r>
+        <w:rPr>
+          <w:lang w:val="pt-BR"/>
+        </w:rPr>
+        <w:t>12. Pagamentos por cart</w:t>
+      </w:r>
+      <w:r>
+        <w:rPr>
+          <w:lang w:val="pt-BR"/>
+        </w:rPr>
+        <w:t>ã</w:t>
+      </w:r>
+      <w:r>
+        <w:rPr>
+          <w:lang w:val="pt-BR"/>
+        </w:rPr>
+        <w:t>o e Pix</w:t>
       </w:r>
     </w:p>
     <w:p>
       <w:pPr>
-        <w:pStyle w:val="ABNTList"/>
-        <w:rPr>
-          <w:lang w:val="pt-BR"/>
-        </w:rPr>
-      </w:pPr>
-      <w:r>
-        <w:rPr>
-          <w:lang w:val="pt-BR"/>
-        </w:rPr>
-        <w:t>• Dados de login;</w:t>
+        <w:rPr>
+          <w:lang w:val="pt-BR"/>
+        </w:rPr>
+      </w:pPr>
+      <w:r>
+        <w:rPr>
+          <w:lang w:val="pt-BR"/>
+        </w:rPr>
+        <w:t>Cartão de pagamento poderá ser usado para planos ou pagamentos, se a funcionalidade estiver disponível. Pix poderá ser usado como chave de recebimento informada pelo estacionamento, quando aplicável.</w:t>
       </w:r>
     </w:p>
     <w:p>
       <w:pPr>
-        <w:pStyle w:val="ABNTList"/>
-        <w:rPr>
-          <w:lang w:val="pt-BR"/>
-        </w:rPr>
-      </w:pPr>
-      <w:r>
-        <w:rPr>
-          <w:lang w:val="pt-BR"/>
-        </w:rPr>
-        <w:t>• Senhas;</w:t>
+        <w:rPr>
+          <w:lang w:val="pt-BR"/>
+        </w:rPr>
+      </w:pPr>
+      <w:r>
+        <w:rPr>
+          <w:lang w:val="pt-BR"/>
+        </w:rPr>
+        <w:t xml:space="preserve">Dados financeiros devem ser tratados com </w:t>
+      </w:r>
+      <w:r>
+        <w:rPr>
+          <w:lang w:val="pt-BR"/>
+        </w:rPr>
+        <w:t>segurança</w:t>
+      </w:r>
+      <w:r>
+        <w:rPr>
+          <w:lang w:val="pt-BR"/>
+        </w:rPr>
+        <w:t xml:space="preserve">. Falhas de pagamento podem impedir </w:t>
+      </w:r>
+      <w:r>
+        <w:rPr>
+          <w:lang w:val="pt-BR"/>
+        </w:rPr>
+        <w:t>ativação</w:t>
+      </w:r>
+      <w:r>
+        <w:rPr>
+          <w:lang w:val="pt-BR"/>
+        </w:rPr>
+        <w:t xml:space="preserve"> de plano, </w:t>
+      </w:r>
+      <w:r>
+        <w:rPr>
+          <w:lang w:val="pt-BR"/>
+        </w:rPr>
+        <w:t>conclusão</w:t>
+      </w:r>
+      <w:r>
+        <w:rPr>
+          <w:lang w:val="pt-BR"/>
+        </w:rPr>
+        <w:t xml:space="preserve"> de </w:t>
+      </w:r>
+      <w:r>
+        <w:rPr>
+          <w:lang w:val="pt-BR"/>
+        </w:rPr>
+        <w:t>serviço</w:t>
+      </w:r>
+      <w:r>
+        <w:rPr>
+          <w:lang w:val="pt-BR"/>
+        </w:rPr>
+        <w:t xml:space="preserve"> ou </w:t>
+      </w:r>
+      <w:r>
+        <w:rPr>
+          <w:lang w:val="pt-BR"/>
+        </w:rPr>
+        <w:t>liberação</w:t>
+      </w:r>
+      <w:r>
+        <w:rPr>
+          <w:lang w:val="pt-BR"/>
+        </w:rPr>
+        <w:t xml:space="preserve"> de funcionalidade.</w:t>
       </w:r>
     </w:p>
     <w:p>
       <w:pPr>
-        <w:pStyle w:val="ABNTList"/>
-        <w:rPr>
-          <w:lang w:val="pt-BR"/>
-        </w:rPr>
-      </w:pPr>
-      <w:r>
-        <w:rPr>
-          <w:lang w:val="pt-BR"/>
-        </w:rPr>
-        <w:t>• CPF de administradores;</w:t>
+        <w:rPr>
+          <w:lang w:val="pt-BR"/>
+        </w:rPr>
+      </w:pPr>
+      <w:r>
+        <w:rPr>
+          <w:lang w:val="pt-BR"/>
+        </w:rPr>
+        <w:t xml:space="preserve">Como </w:t>
+      </w:r>
+      <w:r>
+        <w:rPr>
+          <w:lang w:val="pt-BR"/>
+        </w:rPr>
+        <w:t>operação</w:t>
+      </w:r>
+      <w:r>
+        <w:rPr>
+          <w:lang w:val="pt-BR"/>
+        </w:rPr>
+        <w:t xml:space="preserve"> </w:t>
+      </w:r>
+      <w:r>
+        <w:rPr>
+          <w:lang w:val="pt-BR"/>
+        </w:rPr>
+        <w:t>acadêmica</w:t>
+      </w:r>
+      <w:r>
+        <w:rPr>
+          <w:lang w:val="pt-BR"/>
+        </w:rPr>
+        <w:t xml:space="preserve">, os pagamentos podem ser simulados. Mesmo em </w:t>
+      </w:r>
+      <w:r>
+        <w:rPr>
+          <w:lang w:val="pt-BR"/>
+        </w:rPr>
+        <w:t>simulação</w:t>
+      </w:r>
+      <w:r>
+        <w:rPr>
+          <w:lang w:val="pt-BR"/>
+        </w:rPr>
+        <w:t xml:space="preserve">, a plataforma deve evitar armazenamento de CVV e numero completo de </w:t>
+      </w:r>
+      <w:r>
+        <w:rPr>
+          <w:lang w:val="pt-BR"/>
+        </w:rPr>
+        <w:t>cartão</w:t>
+      </w:r>
+      <w:r>
+        <w:rPr>
+          <w:lang w:val="pt-BR"/>
+        </w:rPr>
+        <w:t>.</w:t>
       </w:r>
     </w:p>
     <w:p>
       <w:pPr>
-        <w:pStyle w:val="ABNTList"/>
-        <w:rPr>
-          <w:lang w:val="pt-BR"/>
-        </w:rPr>
-      </w:pPr>
-      <w:r>
-        <w:rPr>
-          <w:lang w:val="pt-BR"/>
-        </w:rPr>
-        <w:t>• Dados pessoais de motoristas;</w:t>
+        <w:pStyle w:val="Ttulo1"/>
+        <w:rPr>
+          <w:lang w:val="pt-BR"/>
+        </w:rPr>
+      </w:pPr>
+      <w:r>
+        <w:rPr>
+          <w:lang w:val="pt-BR"/>
+        </w:rPr>
+        <w:t xml:space="preserve">13. </w:t>
+      </w:r>
+      <w:r>
+        <w:rPr>
+          <w:lang w:val="pt-BR"/>
+        </w:rPr>
+        <w:t>Comentários do Usuário</w:t>
       </w:r>
     </w:p>
     <w:p>
       <w:pPr>
-        <w:pStyle w:val="ABNTList"/>
-        <w:rPr>
-          <w:lang w:val="pt-BR"/>
-        </w:rPr>
-      </w:pPr>
-      <w:r>
-        <w:rPr>
-          <w:lang w:val="pt-BR"/>
-        </w:rPr>
-        <w:t>• Dados pessoais de operadores;</w:t>
+        <w:rPr>
+          <w:lang w:val="pt-BR"/>
+        </w:rPr>
+      </w:pPr>
+      <w:r>
+        <w:rPr>
+          <w:lang w:val="pt-BR"/>
+        </w:rPr>
+        <w:t xml:space="preserve">Motoristas podem avaliar estacionamentos e publicar </w:t>
+      </w:r>
+      <w:r>
+        <w:rPr>
+          <w:lang w:val="pt-BR"/>
+        </w:rPr>
+        <w:t>comentários</w:t>
+      </w:r>
+      <w:r>
+        <w:rPr>
+          <w:lang w:val="pt-BR"/>
+        </w:rPr>
+        <w:t xml:space="preserve">, quando a funcionalidade estiver </w:t>
+      </w:r>
+      <w:r>
+        <w:rPr>
+          <w:lang w:val="pt-BR"/>
+        </w:rPr>
+        <w:t>disponível</w:t>
+      </w:r>
+      <w:r>
+        <w:rPr>
+          <w:lang w:val="pt-BR"/>
+        </w:rPr>
+        <w:t>.</w:t>
       </w:r>
     </w:p>
     <w:p>
       <w:pPr>
-        <w:pStyle w:val="ABNTList"/>
-        <w:rPr>
-          <w:lang w:val="pt-BR"/>
-        </w:rPr>
-      </w:pPr>
-      <w:r>
-        <w:rPr>
-          <w:lang w:val="pt-BR"/>
-        </w:rPr>
-        <w:t>• Documentos privados;</w:t>
+        <w:rPr>
+          <w:lang w:val="pt-BR"/>
+        </w:rPr>
+      </w:pPr>
+      <w:r>
+        <w:rPr>
+          <w:lang w:val="pt-BR"/>
+        </w:rPr>
+        <w:t>Comentários ofensivos, falsos, discriminatórios, abusivos, ilegais, fraudulentos ou que violem direitos de terceiros podem ser removidos ou moderados.</w:t>
       </w:r>
     </w:p>
     <w:p>
       <w:pPr>
-        <w:pStyle w:val="ABNTList"/>
-        <w:rPr>
-          <w:lang w:val="pt-BR"/>
-        </w:rPr>
-      </w:pPr>
-      <w:r>
-        <w:rPr>
-          <w:lang w:val="pt-BR"/>
-        </w:rPr>
-        <w:t>• Dados financeiros completos;</w:t>
+        <w:rPr>
+          <w:lang w:val="pt-BR"/>
+        </w:rPr>
+      </w:pPr>
+      <w:r>
+        <w:rPr>
+          <w:lang w:val="pt-BR"/>
+        </w:rPr>
+        <w:t xml:space="preserve">O </w:t>
+      </w:r>
+      <w:r>
+        <w:rPr>
+          <w:lang w:val="pt-BR"/>
+        </w:rPr>
+        <w:t>usuário</w:t>
+      </w:r>
+      <w:r>
+        <w:rPr>
+          <w:lang w:val="pt-BR"/>
+        </w:rPr>
+        <w:t xml:space="preserve"> e </w:t>
+      </w:r>
+      <w:r>
+        <w:rPr>
+          <w:lang w:val="pt-BR"/>
+        </w:rPr>
+        <w:t>responsável</w:t>
+      </w:r>
+      <w:r>
+        <w:rPr>
+          <w:lang w:val="pt-BR"/>
+        </w:rPr>
+        <w:t xml:space="preserve"> pelo </w:t>
+      </w:r>
+      <w:r>
+        <w:rPr>
+          <w:lang w:val="pt-BR"/>
+        </w:rPr>
+        <w:t>conteúdo</w:t>
+      </w:r>
+      <w:r>
+        <w:rPr>
+          <w:lang w:val="pt-BR"/>
+        </w:rPr>
+        <w:t xml:space="preserve"> que publica. A plataforma </w:t>
+      </w:r>
+      <w:r>
+        <w:rPr>
+          <w:lang w:val="pt-BR"/>
+        </w:rPr>
+        <w:t>poderá</w:t>
+      </w:r>
+      <w:r>
+        <w:rPr>
+          <w:lang w:val="pt-BR"/>
+        </w:rPr>
+        <w:t xml:space="preserve"> aplicar filtros, </w:t>
+      </w:r>
+      <w:r>
+        <w:rPr>
+          <w:lang w:val="pt-BR"/>
+        </w:rPr>
+        <w:t>moderação</w:t>
+      </w:r>
+      <w:r>
+        <w:rPr>
+          <w:lang w:val="pt-BR"/>
+        </w:rPr>
+        <w:t xml:space="preserve"> </w:t>
+      </w:r>
+      <w:r>
+        <w:rPr>
+          <w:lang w:val="pt-BR"/>
+        </w:rPr>
+        <w:t>automática</w:t>
+      </w:r>
+      <w:r>
+        <w:rPr>
+          <w:lang w:val="pt-BR"/>
+        </w:rPr>
+        <w:t xml:space="preserve"> ou </w:t>
+      </w:r>
+      <w:r>
+        <w:rPr>
+          <w:lang w:val="pt-BR"/>
+        </w:rPr>
+        <w:t>revisão</w:t>
+      </w:r>
+      <w:r>
+        <w:rPr>
+          <w:lang w:val="pt-BR"/>
+        </w:rPr>
+        <w:t xml:space="preserve"> manual para proteger </w:t>
+      </w:r>
+      <w:r>
+        <w:rPr>
+          <w:lang w:val="pt-BR"/>
+        </w:rPr>
+        <w:t>usuários</w:t>
+      </w:r>
+      <w:r>
+        <w:rPr>
+          <w:lang w:val="pt-BR"/>
+        </w:rPr>
+        <w:t xml:space="preserve">, estacionamentos e a integridade do </w:t>
+      </w:r>
+      <w:r>
+        <w:rPr>
+          <w:lang w:val="pt-BR"/>
+        </w:rPr>
+        <w:t>serviço</w:t>
+      </w:r>
+      <w:r>
+        <w:rPr>
+          <w:lang w:val="pt-BR"/>
+        </w:rPr>
+        <w:t>.</w:t>
       </w:r>
     </w:p>
     <w:p>
       <w:pPr>
-        <w:pStyle w:val="ABNTList"/>
-        <w:rPr>
-          <w:lang w:val="pt-BR"/>
-        </w:rPr>
-      </w:pPr>
-      <w:r>
-        <w:rPr>
-          <w:lang w:val="pt-BR"/>
-        </w:rPr>
-        <w:t xml:space="preserve">• </w:t>
-      </w:r>
-      <w:r>
-        <w:rPr>
-          <w:lang w:val="pt-BR"/>
-        </w:rPr>
-        <w:t>Informações</w:t>
-      </w:r>
-      <w:r>
-        <w:rPr>
-          <w:lang w:val="pt-BR"/>
-        </w:rPr>
-        <w:t xml:space="preserve"> protegidas por sigilo.</w:t>
+        <w:pStyle w:val="Ttulo1"/>
+        <w:rPr>
+          <w:lang w:val="pt-BR"/>
+        </w:rPr>
+      </w:pPr>
+      <w:r>
+        <w:rPr>
+          <w:lang w:val="pt-BR"/>
+        </w:rPr>
+        <w:t>14. Dados operacionais e intelig</w:t>
+      </w:r>
+      <w:r>
+        <w:rPr>
+          <w:lang w:val="pt-BR"/>
+        </w:rPr>
+        <w:t>ê</w:t>
+      </w:r>
+      <w:r>
+        <w:rPr>
+          <w:lang w:val="pt-BR"/>
+        </w:rPr>
+        <w:t>ncia de mercado</w:t>
       </w:r>
     </w:p>
     <w:p>
@@ -3215,7 +3242,19 @@
         <w:rPr>
           <w:lang w:val="pt-BR"/>
         </w:rPr>
-        <w:t xml:space="preserve">O estacionamento declara estar ciente de que dados operacionais nao </w:t>
+        <w:t xml:space="preserve">O estacionamento concorda que a plataforma </w:t>
+      </w:r>
+      <w:r>
+        <w:rPr>
+          <w:lang w:val="pt-BR"/>
+        </w:rPr>
+        <w:t>poderá</w:t>
+      </w:r>
+      <w:r>
+        <w:rPr>
+          <w:lang w:val="pt-BR"/>
+        </w:rPr>
+        <w:t xml:space="preserve"> utilizar, divulgar ou compartilhar dados nao </w:t>
       </w:r>
       <w:r>
         <w:rPr>
@@ -3239,64 +3278,72 @@
         <w:rPr>
           <w:lang w:val="pt-BR"/>
         </w:rPr>
-        <w:t xml:space="preserve">, agregados ou anonimizados </w:t>
-      </w:r>
-      <w:r>
-        <w:rPr>
-          <w:lang w:val="pt-BR"/>
-        </w:rPr>
-        <w:t>poderão</w:t>
-      </w:r>
-      <w:r>
-        <w:rPr>
-          <w:lang w:val="pt-BR"/>
-        </w:rPr>
-        <w:t xml:space="preserve"> ser utilizados pela plataforma para melhorar os </w:t>
-      </w:r>
-      <w:r>
-        <w:rPr>
-          <w:lang w:val="pt-BR"/>
-        </w:rPr>
-        <w:t>serviços</w:t>
-      </w:r>
-      <w:r>
-        <w:rPr>
-          <w:lang w:val="pt-BR"/>
-        </w:rPr>
-        <w:t xml:space="preserve">, gerar indicadores e apoiar a tomada de </w:t>
-      </w:r>
-      <w:r>
-        <w:rPr>
-          <w:lang w:val="pt-BR"/>
-        </w:rPr>
-        <w:t>decisão</w:t>
-      </w:r>
-      <w:r>
-        <w:rPr>
-          <w:lang w:val="pt-BR"/>
-        </w:rPr>
-        <w:t xml:space="preserve"> dos estabelecimentos cadastrados.</w:t>
+        <w:t xml:space="preserve">, operacionais, agregados ou anonimizados com outros estacionamentos cadastrados, quando </w:t>
+      </w:r>
+      <w:r>
+        <w:rPr>
+          <w:lang w:val="pt-BR"/>
+        </w:rPr>
+        <w:t>necessário</w:t>
+      </w:r>
+      <w:r>
+        <w:rPr>
+          <w:lang w:val="pt-BR"/>
+        </w:rPr>
+        <w:t xml:space="preserve"> para:</w:t>
       </w:r>
     </w:p>
     <w:p>
       <w:pPr>
-        <w:pStyle w:val="Ttulo1"/>
-      </w:pPr>
-      <w:r>
-        <w:t>15. Uso permitido e proibido</w:t>
+        <w:pStyle w:val="ABNTList"/>
+        <w:rPr>
+          <w:lang w:val="pt-BR"/>
+        </w:rPr>
+      </w:pPr>
+      <w:r>
+        <w:rPr>
+          <w:lang w:val="pt-BR"/>
+        </w:rPr>
+        <w:t xml:space="preserve">• </w:t>
+      </w:r>
+      <w:r>
+        <w:rPr>
+          <w:lang w:val="pt-BR"/>
+        </w:rPr>
+        <w:t>Relatórios</w:t>
+      </w:r>
+      <w:r>
+        <w:rPr>
+          <w:lang w:val="pt-BR"/>
+        </w:rPr>
+        <w:t>;</w:t>
       </w:r>
     </w:p>
     <w:p>
       <w:pPr>
-        <w:rPr>
-          <w:lang w:val="pt-BR"/>
-        </w:rPr>
-      </w:pPr>
-      <w:r>
-        <w:rPr>
-          <w:lang w:val="pt-BR"/>
-        </w:rPr>
-        <w:t>E proibido:</w:t>
+        <w:pStyle w:val="ABNTList"/>
+        <w:rPr>
+          <w:lang w:val="pt-BR"/>
+        </w:rPr>
+      </w:pPr>
+      <w:r>
+        <w:rPr>
+          <w:lang w:val="pt-BR"/>
+        </w:rPr>
+        <w:lastRenderedPageBreak/>
+        <w:t xml:space="preserve">• </w:t>
+      </w:r>
+      <w:r>
+        <w:rPr>
+          <w:lang w:val="pt-BR"/>
+        </w:rPr>
+        <w:t>Estatísticas</w:t>
+      </w:r>
+      <w:r>
+        <w:rPr>
+          <w:lang w:val="pt-BR"/>
+        </w:rPr>
+        <w:t>;</w:t>
       </w:r>
     </w:p>
     <w:p>
@@ -3310,7 +3357,19 @@
         <w:rPr>
           <w:lang w:val="pt-BR"/>
         </w:rPr>
-        <w:t>• Usar dados falsos;</w:t>
+        <w:t xml:space="preserve">• </w:t>
+      </w:r>
+      <w:r>
+        <w:rPr>
+          <w:lang w:val="pt-BR"/>
+        </w:rPr>
+        <w:t>Comparação</w:t>
+      </w:r>
+      <w:r>
+        <w:rPr>
+          <w:lang w:val="pt-BR"/>
+        </w:rPr>
+        <w:t xml:space="preserve"> regional;</w:t>
       </w:r>
     </w:p>
     <w:p>
@@ -3324,7 +3383,7 @@
         <w:rPr>
           <w:lang w:val="pt-BR"/>
         </w:rPr>
-        <w:t>• Tentar acessar conta de terceiros;</w:t>
+        <w:t>• Analise de demanda;</w:t>
       </w:r>
     </w:p>
     <w:p>
@@ -3338,7 +3397,19 @@
         <w:rPr>
           <w:lang w:val="pt-BR"/>
         </w:rPr>
-        <w:t>• Compartilhar credenciais de forma indevida;</w:t>
+        <w:t xml:space="preserve">• </w:t>
+      </w:r>
+      <w:r>
+        <w:rPr>
+          <w:lang w:val="pt-BR"/>
+        </w:rPr>
+        <w:t>Inteligência</w:t>
+      </w:r>
+      <w:r>
+        <w:rPr>
+          <w:lang w:val="pt-BR"/>
+        </w:rPr>
+        <w:t xml:space="preserve"> de mercado;</w:t>
       </w:r>
     </w:p>
     <w:p>
@@ -3352,8 +3423,19 @@
         <w:rPr>
           <w:lang w:val="pt-BR"/>
         </w:rPr>
-        <w:lastRenderedPageBreak/>
-        <w:t>• Burlar reservas;</w:t>
+        <w:t xml:space="preserve">• Melhoria dos </w:t>
+      </w:r>
+      <w:r>
+        <w:rPr>
+          <w:lang w:val="pt-BR"/>
+        </w:rPr>
+        <w:t>serviços</w:t>
+      </w:r>
+      <w:r>
+        <w:rPr>
+          <w:lang w:val="pt-BR"/>
+        </w:rPr>
+        <w:t>;</w:t>
       </w:r>
     </w:p>
     <w:p>
@@ -3367,45 +3449,32 @@
         <w:rPr>
           <w:lang w:val="pt-BR"/>
         </w:rPr>
-        <w:t xml:space="preserve">• Manipular </w:t>
-      </w:r>
-      <w:r>
-        <w:rPr>
-          <w:lang w:val="pt-BR"/>
-        </w:rPr>
-        <w:t>preços</w:t>
-      </w:r>
-      <w:r>
-        <w:rPr>
-          <w:lang w:val="pt-BR"/>
-        </w:rPr>
-        <w:t xml:space="preserve">, vagas, </w:t>
-      </w:r>
-      <w:r>
-        <w:rPr>
-          <w:lang w:val="pt-BR"/>
-        </w:rPr>
-        <w:t>sessões</w:t>
-      </w:r>
-      <w:r>
-        <w:rPr>
-          <w:lang w:val="pt-BR"/>
-        </w:rPr>
-        <w:t>, pagamentos ou QR Codes;</w:t>
+        <w:t>• Funcionalidades administrativas da plataforma.</w:t>
       </w:r>
     </w:p>
     <w:p>
       <w:pPr>
-        <w:pStyle w:val="ABNTList"/>
-        <w:rPr>
-          <w:lang w:val="pt-BR"/>
-        </w:rPr>
-      </w:pPr>
-      <w:r>
-        <w:rPr>
-          <w:lang w:val="pt-BR"/>
-        </w:rPr>
-        <w:t>• Usar a plataforma para fraude;</w:t>
+        <w:rPr>
+          <w:lang w:val="pt-BR"/>
+        </w:rPr>
+      </w:pPr>
+      <w:r>
+        <w:rPr>
+          <w:lang w:val="pt-BR"/>
+        </w:rPr>
+        <w:t xml:space="preserve">Essa </w:t>
+      </w:r>
+      <w:r>
+        <w:rPr>
+          <w:lang w:val="pt-BR"/>
+        </w:rPr>
+        <w:t>divulgação</w:t>
+      </w:r>
+      <w:r>
+        <w:rPr>
+          <w:lang w:val="pt-BR"/>
+        </w:rPr>
+        <w:t xml:space="preserve"> nao inclui:</w:t>
       </w:r>
     </w:p>
     <w:p>
@@ -3419,7 +3488,19 @@
         <w:rPr>
           <w:lang w:val="pt-BR"/>
         </w:rPr>
-        <w:t>• Copiar, vender, licenciar ou explorar indevidamente a plataforma;</w:t>
+        <w:t xml:space="preserve">• Dados pessoais </w:t>
+      </w:r>
+      <w:r>
+        <w:rPr>
+          <w:lang w:val="pt-BR"/>
+        </w:rPr>
+        <w:t>sensíveis</w:t>
+      </w:r>
+      <w:r>
+        <w:rPr>
+          <w:lang w:val="pt-BR"/>
+        </w:rPr>
+        <w:t>;</w:t>
       </w:r>
     </w:p>
     <w:p>
@@ -3433,31 +3514,7 @@
         <w:rPr>
           <w:lang w:val="pt-BR"/>
         </w:rPr>
-        <w:t xml:space="preserve">• Inserir </w:t>
-      </w:r>
-      <w:r>
-        <w:rPr>
-          <w:lang w:val="pt-BR"/>
-        </w:rPr>
-        <w:t>conteúdo</w:t>
-      </w:r>
-      <w:r>
-        <w:rPr>
-          <w:lang w:val="pt-BR"/>
-        </w:rPr>
-        <w:t xml:space="preserve"> ofensivo, </w:t>
-      </w:r>
-      <w:r>
-        <w:rPr>
-          <w:lang w:val="pt-BR"/>
-        </w:rPr>
-        <w:t>discriminatório</w:t>
-      </w:r>
-      <w:r>
-        <w:rPr>
-          <w:lang w:val="pt-BR"/>
-        </w:rPr>
-        <w:t>, abusivo ou ilegal;</w:t>
+        <w:t>• Dados de login;</w:t>
       </w:r>
     </w:p>
     <w:p>
@@ -3471,19 +3528,7 @@
         <w:rPr>
           <w:lang w:val="pt-BR"/>
         </w:rPr>
-        <w:t xml:space="preserve">• Tentar explorar falhas </w:t>
-      </w:r>
-      <w:r>
-        <w:rPr>
-          <w:lang w:val="pt-BR"/>
-        </w:rPr>
-        <w:t>técnicas</w:t>
-      </w:r>
-      <w:r>
-        <w:rPr>
-          <w:lang w:val="pt-BR"/>
-        </w:rPr>
-        <w:t>;</w:t>
+        <w:t>• Senhas;</w:t>
       </w:r>
     </w:p>
     <w:p>
@@ -3497,7 +3542,7 @@
         <w:rPr>
           <w:lang w:val="pt-BR"/>
         </w:rPr>
-        <w:t>• Interferir no funcionamento das APIs, banco de dados, kiosk, painel web ou aplicativo;</w:t>
+        <w:t>• CPF de administradores;</w:t>
       </w:r>
     </w:p>
     <w:p>
@@ -3511,40 +3556,35 @@
         <w:rPr>
           <w:lang w:val="pt-BR"/>
         </w:rPr>
-        <w:t xml:space="preserve">• Utilizar dados pessoais obtidos na plataforma para finalidade diversa da </w:t>
-      </w:r>
-      <w:r>
-        <w:rPr>
-          <w:lang w:val="pt-BR"/>
-        </w:rPr>
-        <w:t>operação</w:t>
-      </w:r>
-      <w:r>
-        <w:rPr>
-          <w:lang w:val="pt-BR"/>
-        </w:rPr>
-        <w:t xml:space="preserve"> autorizada.</w:t>
+        <w:t>• Dados pessoais de motoristas;</w:t>
       </w:r>
     </w:p>
     <w:p>
       <w:pPr>
-        <w:pStyle w:val="Ttulo1"/>
-      </w:pPr>
-      <w:r>
-        <w:t>16. Responsabilidades do motorista</w:t>
+        <w:pStyle w:val="ABNTList"/>
+        <w:rPr>
+          <w:lang w:val="pt-BR"/>
+        </w:rPr>
+      </w:pPr>
+      <w:r>
+        <w:rPr>
+          <w:lang w:val="pt-BR"/>
+        </w:rPr>
+        <w:t>• Dados pessoais de operadores;</w:t>
       </w:r>
     </w:p>
     <w:p>
       <w:pPr>
-        <w:rPr>
-          <w:lang w:val="pt-BR"/>
-        </w:rPr>
-      </w:pPr>
-      <w:r>
-        <w:rPr>
-          <w:lang w:val="pt-BR"/>
-        </w:rPr>
-        <w:t>O motorista se compromete a:</w:t>
+        <w:pStyle w:val="ABNTList"/>
+        <w:rPr>
+          <w:lang w:val="pt-BR"/>
+        </w:rPr>
+      </w:pPr>
+      <w:r>
+        <w:rPr>
+          <w:lang w:val="pt-BR"/>
+        </w:rPr>
+        <w:t>• Documentos privados;</w:t>
       </w:r>
     </w:p>
     <w:p>
@@ -3558,7 +3598,7 @@
         <w:rPr>
           <w:lang w:val="pt-BR"/>
         </w:rPr>
-        <w:t>• Informar dados corretos;</w:t>
+        <w:t>• Dados financeiros completos;</w:t>
       </w:r>
     </w:p>
     <w:p>
@@ -3572,73 +3612,143 @@
         <w:rPr>
           <w:lang w:val="pt-BR"/>
         </w:rPr>
-        <w:t xml:space="preserve">• Selecionar o </w:t>
-      </w:r>
-      <w:r>
-        <w:rPr>
-          <w:lang w:val="pt-BR"/>
-        </w:rPr>
-        <w:t>veículo</w:t>
-      </w:r>
-      <w:r>
-        <w:rPr>
-          <w:lang w:val="pt-BR"/>
-        </w:rPr>
-        <w:t xml:space="preserve"> correto;</w:t>
+        <w:t xml:space="preserve">• </w:t>
+      </w:r>
+      <w:r>
+        <w:rPr>
+          <w:lang w:val="pt-BR"/>
+        </w:rPr>
+        <w:t>Informações</w:t>
+      </w:r>
+      <w:r>
+        <w:rPr>
+          <w:lang w:val="pt-BR"/>
+        </w:rPr>
+        <w:t xml:space="preserve"> protegidas por sigilo.</w:t>
       </w:r>
     </w:p>
     <w:p>
       <w:pPr>
-        <w:pStyle w:val="ABNTList"/>
-        <w:rPr>
-          <w:lang w:val="pt-BR"/>
-        </w:rPr>
-      </w:pPr>
-      <w:r>
-        <w:rPr>
-          <w:lang w:val="pt-BR"/>
-        </w:rPr>
-        <w:t xml:space="preserve">• Cumprir </w:t>
-      </w:r>
-      <w:r>
-        <w:rPr>
-          <w:lang w:val="pt-BR"/>
-        </w:rPr>
-        <w:t>horários</w:t>
-      </w:r>
-      <w:r>
-        <w:rPr>
-          <w:lang w:val="pt-BR"/>
-        </w:rPr>
-        <w:t xml:space="preserve"> de reserva;</w:t>
+        <w:rPr>
+          <w:lang w:val="pt-BR"/>
+        </w:rPr>
+      </w:pPr>
+      <w:r>
+        <w:rPr>
+          <w:lang w:val="pt-BR"/>
+        </w:rPr>
+        <w:t xml:space="preserve">O estacionamento declara estar ciente de que dados operacionais nao </w:t>
+      </w:r>
+      <w:r>
+        <w:rPr>
+          <w:lang w:val="pt-BR"/>
+        </w:rPr>
+        <w:t>sensíveis</w:t>
+      </w:r>
+      <w:r>
+        <w:rPr>
+          <w:lang w:val="pt-BR"/>
+        </w:rPr>
+        <w:t xml:space="preserve">, </w:t>
+      </w:r>
+      <w:r>
+        <w:rPr>
+          <w:lang w:val="pt-BR"/>
+        </w:rPr>
+        <w:t>públicos</w:t>
+      </w:r>
+      <w:r>
+        <w:rPr>
+          <w:lang w:val="pt-BR"/>
+        </w:rPr>
+        <w:t xml:space="preserve">, agregados ou anonimizados </w:t>
+      </w:r>
+      <w:r>
+        <w:rPr>
+          <w:lang w:val="pt-BR"/>
+        </w:rPr>
+        <w:t>poderão</w:t>
+      </w:r>
+      <w:r>
+        <w:rPr>
+          <w:lang w:val="pt-BR"/>
+        </w:rPr>
+        <w:t xml:space="preserve"> ser utilizados pela plataforma para melhorar os </w:t>
+      </w:r>
+      <w:r>
+        <w:rPr>
+          <w:lang w:val="pt-BR"/>
+        </w:rPr>
+        <w:t>serviços</w:t>
+      </w:r>
+      <w:r>
+        <w:rPr>
+          <w:lang w:val="pt-BR"/>
+        </w:rPr>
+        <w:t xml:space="preserve">, gerar indicadores e apoiar a tomada de </w:t>
+      </w:r>
+      <w:r>
+        <w:rPr>
+          <w:lang w:val="pt-BR"/>
+        </w:rPr>
+        <w:t>decisão</w:t>
+      </w:r>
+      <w:r>
+        <w:rPr>
+          <w:lang w:val="pt-BR"/>
+        </w:rPr>
+        <w:t xml:space="preserve"> dos estabelecimentos cadastrados.</w:t>
       </w:r>
     </w:p>
     <w:p>
       <w:pPr>
-        <w:pStyle w:val="ABNTList"/>
-        <w:rPr>
-          <w:lang w:val="pt-BR"/>
-        </w:rPr>
-      </w:pPr>
-      <w:r>
-        <w:rPr>
-          <w:lang w:val="pt-BR"/>
-        </w:rPr>
-        <w:t>• Pagar valores devidos;</w:t>
+        <w:pStyle w:val="Ttulo1"/>
+        <w:rPr>
+          <w:lang w:val="pt-BR"/>
+        </w:rPr>
+      </w:pPr>
+      <w:r>
+        <w:rPr>
+          <w:lang w:val="pt-BR"/>
+        </w:rPr>
+        <w:t xml:space="preserve">15. </w:t>
+      </w:r>
+      <w:r>
+        <w:rPr>
+          <w:lang w:val="pt-BR"/>
+        </w:rPr>
+        <w:t>Proibições</w:t>
       </w:r>
     </w:p>
     <w:p>
       <w:pPr>
-        <w:pStyle w:val="ABNTList"/>
-        <w:rPr>
-          <w:lang w:val="pt-BR"/>
-        </w:rPr>
-      </w:pPr>
-      <w:r>
-        <w:rPr>
-          <w:lang w:val="pt-BR"/>
-        </w:rPr>
-        <w:t>• Respeitar regras do estacionamento;</w:t>
+        <w:rPr>
+          <w:lang w:val="pt-BR"/>
+        </w:rPr>
+      </w:pPr>
+      <w:r>
+        <w:rPr>
+          <w:lang w:val="pt-BR"/>
+        </w:rPr>
+        <w:t>São</w:t>
+      </w:r>
+      <w:r>
+        <w:rPr>
+          <w:lang w:val="pt-BR"/>
+        </w:rPr>
+        <w:t xml:space="preserve"> proibido</w:t>
+      </w:r>
+      <w:r>
+        <w:rPr>
+          <w:lang w:val="pt-BR"/>
+        </w:rPr>
+        <w:t>s</w:t>
+      </w:r>
+      <w:r>
+        <w:rPr>
+          <w:lang w:val="pt-BR"/>
+        </w:rPr>
+        <w:t>:</w:t>
       </w:r>
     </w:p>
     <w:p>
@@ -3652,19 +3762,7 @@
         <w:rPr>
           <w:lang w:val="pt-BR"/>
         </w:rPr>
-        <w:t xml:space="preserve">• Conferir dados antes de confirmar reserva, entrada, </w:t>
-      </w:r>
-      <w:r>
-        <w:rPr>
-          <w:lang w:val="pt-BR"/>
-        </w:rPr>
-        <w:t>saída</w:t>
-      </w:r>
-      <w:r>
-        <w:rPr>
-          <w:lang w:val="pt-BR"/>
-        </w:rPr>
-        <w:t xml:space="preserve"> ou pagamento;</w:t>
+        <w:t>• Usar dados falsos;</w:t>
       </w:r>
     </w:p>
     <w:p>
@@ -3678,7 +3776,7 @@
         <w:rPr>
           <w:lang w:val="pt-BR"/>
         </w:rPr>
-        <w:t>• Usar QR Codes e funcionalidades apenas para a finalidade prevista;</w:t>
+        <w:t>• Tentar acessar conta de terceiros;</w:t>
       </w:r>
     </w:p>
     <w:p>
@@ -3692,40 +3790,59 @@
         <w:rPr>
           <w:lang w:val="pt-BR"/>
         </w:rPr>
-        <w:t xml:space="preserve">• Publicar </w:t>
-      </w:r>
-      <w:r>
-        <w:rPr>
-          <w:lang w:val="pt-BR"/>
-        </w:rPr>
-        <w:t>avaliações</w:t>
-      </w:r>
-      <w:r>
-        <w:rPr>
-          <w:lang w:val="pt-BR"/>
-        </w:rPr>
-        <w:t xml:space="preserve"> verdadeiras e respeitosas.</w:t>
+        <w:t>• Compartilhar credenciais de forma indevida;</w:t>
       </w:r>
     </w:p>
     <w:p>
       <w:pPr>
-        <w:pStyle w:val="Ttulo1"/>
-      </w:pPr>
-      <w:r>
-        <w:t>17. Responsabilidades do estacionamento e administrador</w:t>
+        <w:pStyle w:val="ABNTList"/>
+        <w:rPr>
+          <w:lang w:val="pt-BR"/>
+        </w:rPr>
+      </w:pPr>
+      <w:r>
+        <w:rPr>
+          <w:lang w:val="pt-BR"/>
+        </w:rPr>
+        <w:t>• Burlar reservas;</w:t>
       </w:r>
     </w:p>
     <w:p>
       <w:pPr>
-        <w:rPr>
-          <w:lang w:val="pt-BR"/>
-        </w:rPr>
-      </w:pPr>
-      <w:r>
-        <w:rPr>
-          <w:lang w:val="pt-BR"/>
-        </w:rPr>
-        <w:t>O estacionamento, por meio de seus administradores, deve:</w:t>
+        <w:pStyle w:val="ABNTList"/>
+        <w:rPr>
+          <w:lang w:val="pt-BR"/>
+        </w:rPr>
+      </w:pPr>
+      <w:r>
+        <w:rPr>
+          <w:lang w:val="pt-BR"/>
+        </w:rPr>
+        <w:t xml:space="preserve">• Manipular </w:t>
+      </w:r>
+      <w:r>
+        <w:rPr>
+          <w:lang w:val="pt-BR"/>
+        </w:rPr>
+        <w:t>preços</w:t>
+      </w:r>
+      <w:r>
+        <w:rPr>
+          <w:lang w:val="pt-BR"/>
+        </w:rPr>
+        <w:t xml:space="preserve">, vagas, </w:t>
+      </w:r>
+      <w:r>
+        <w:rPr>
+          <w:lang w:val="pt-BR"/>
+        </w:rPr>
+        <w:t>sessões</w:t>
+      </w:r>
+      <w:r>
+        <w:rPr>
+          <w:lang w:val="pt-BR"/>
+        </w:rPr>
+        <w:t>, pagamentos ou QR Codes;</w:t>
       </w:r>
     </w:p>
     <w:p>
@@ -3739,7 +3856,7 @@
         <w:rPr>
           <w:lang w:val="pt-BR"/>
         </w:rPr>
-        <w:t>• Manter vagas atualizadas;</w:t>
+        <w:t>• Usar a plataforma para fraude;</w:t>
       </w:r>
     </w:p>
     <w:p>
@@ -3753,19 +3870,7 @@
         <w:rPr>
           <w:lang w:val="pt-BR"/>
         </w:rPr>
-        <w:t xml:space="preserve">• Manter </w:t>
-      </w:r>
-      <w:r>
-        <w:rPr>
-          <w:lang w:val="pt-BR"/>
-        </w:rPr>
-        <w:t>preços</w:t>
-      </w:r>
-      <w:r>
-        <w:rPr>
-          <w:lang w:val="pt-BR"/>
-        </w:rPr>
-        <w:t xml:space="preserve"> corretos;</w:t>
+        <w:t>• Copiar, vender, licenciar ou explorar indevidamente a plataforma;</w:t>
       </w:r>
     </w:p>
     <w:p>
@@ -3779,43 +3884,31 @@
         <w:rPr>
           <w:lang w:val="pt-BR"/>
         </w:rPr>
-        <w:t xml:space="preserve">• Manter </w:t>
-      </w:r>
-      <w:r>
-        <w:rPr>
-          <w:lang w:val="pt-BR"/>
-        </w:rPr>
-        <w:t>horários</w:t>
-      </w:r>
-      <w:r>
-        <w:rPr>
-          <w:lang w:val="pt-BR"/>
-        </w:rPr>
-        <w:t xml:space="preserve">, </w:t>
-      </w:r>
-      <w:r>
-        <w:rPr>
-          <w:lang w:val="pt-BR"/>
-        </w:rPr>
-        <w:t>endereço</w:t>
-      </w:r>
-      <w:r>
-        <w:rPr>
-          <w:lang w:val="pt-BR"/>
-        </w:rPr>
-        <w:t xml:space="preserve">, fotos e </w:t>
-      </w:r>
-      <w:r>
-        <w:rPr>
-          <w:lang w:val="pt-BR"/>
-        </w:rPr>
-        <w:t>informações</w:t>
-      </w:r>
-      <w:r>
-        <w:rPr>
-          <w:lang w:val="pt-BR"/>
-        </w:rPr>
-        <w:t xml:space="preserve"> publicas corretas;</w:t>
+        <w:t xml:space="preserve">• Inserir </w:t>
+      </w:r>
+      <w:r>
+        <w:rPr>
+          <w:lang w:val="pt-BR"/>
+        </w:rPr>
+        <w:t>conteúdo</w:t>
+      </w:r>
+      <w:r>
+        <w:rPr>
+          <w:lang w:val="pt-BR"/>
+        </w:rPr>
+        <w:t xml:space="preserve"> ofensivo, </w:t>
+      </w:r>
+      <w:r>
+        <w:rPr>
+          <w:lang w:val="pt-BR"/>
+        </w:rPr>
+        <w:t>discriminatório</w:t>
+      </w:r>
+      <w:r>
+        <w:rPr>
+          <w:lang w:val="pt-BR"/>
+        </w:rPr>
+        <w:t>, abusivo ou ilegal;</w:t>
       </w:r>
     </w:p>
     <w:p>
@@ -3829,19 +3922,20 @@
         <w:rPr>
           <w:lang w:val="pt-BR"/>
         </w:rPr>
-        <w:t xml:space="preserve">• Honrar reservas confirmadas, salvo </w:t>
-      </w:r>
-      <w:r>
-        <w:rPr>
-          <w:lang w:val="pt-BR"/>
-        </w:rPr>
-        <w:t>situações</w:t>
-      </w:r>
-      <w:r>
-        <w:rPr>
-          <w:lang w:val="pt-BR"/>
-        </w:rPr>
-        <w:t xml:space="preserve"> justificadas;</w:t>
+        <w:lastRenderedPageBreak/>
+        <w:t xml:space="preserve">• Tentar explorar falhas </w:t>
+      </w:r>
+      <w:r>
+        <w:rPr>
+          <w:lang w:val="pt-BR"/>
+        </w:rPr>
+        <w:t>técnicas</w:t>
+      </w:r>
+      <w:r>
+        <w:rPr>
+          <w:lang w:val="pt-BR"/>
+        </w:rPr>
+        <w:t>;</w:t>
       </w:r>
     </w:p>
     <w:p>
@@ -3855,19 +3949,7 @@
         <w:rPr>
           <w:lang w:val="pt-BR"/>
         </w:rPr>
-        <w:t xml:space="preserve">• Informar cancelamentos quando </w:t>
-      </w:r>
-      <w:r>
-        <w:rPr>
-          <w:lang w:val="pt-BR"/>
-        </w:rPr>
-        <w:t>necessário</w:t>
-      </w:r>
-      <w:r>
-        <w:rPr>
-          <w:lang w:val="pt-BR"/>
-        </w:rPr>
-        <w:t>;</w:t>
+        <w:t>• Interferir no funcionamento das APIs, banco de dados, kiosk, painel web ou aplicativo;</w:t>
       </w:r>
     </w:p>
     <w:p>
@@ -3881,7 +3963,7 @@
         <w:rPr>
           <w:lang w:val="pt-BR"/>
         </w:rPr>
-        <w:t xml:space="preserve">• Usar dados dos motoristas apenas para </w:t>
+        <w:t xml:space="preserve">• Utilizar dados pessoais obtidos na plataforma para finalidade diversa da </w:t>
       </w:r>
       <w:r>
         <w:rPr>
@@ -3893,11 +3975,485 @@
         <w:rPr>
           <w:lang w:val="pt-BR"/>
         </w:rPr>
-        <w:t xml:space="preserve"> da reserva, estadia, pagamento ou atendimento;</w:t>
+        <w:t xml:space="preserve"> autorizada.</w:t>
       </w:r>
     </w:p>
     <w:p>
       <w:pPr>
+        <w:pStyle w:val="Ttulo1"/>
+        <w:rPr>
+          <w:lang w:val="pt-BR"/>
+        </w:rPr>
+      </w:pPr>
+      <w:r>
+        <w:rPr>
+          <w:lang w:val="pt-BR"/>
+        </w:rPr>
+        <w:t>16. Responsabilidades do motorista</w:t>
+      </w:r>
+    </w:p>
+    <w:p>
+      <w:pPr>
+        <w:rPr>
+          <w:lang w:val="pt-BR"/>
+        </w:rPr>
+      </w:pPr>
+      <w:r>
+        <w:rPr>
+          <w:lang w:val="pt-BR"/>
+        </w:rPr>
+        <w:t>O motorista se compromete a:</w:t>
+      </w:r>
+    </w:p>
+    <w:p>
+      <w:pPr>
+        <w:pStyle w:val="ABNTList"/>
+        <w:rPr>
+          <w:lang w:val="pt-BR"/>
+        </w:rPr>
+      </w:pPr>
+      <w:r>
+        <w:rPr>
+          <w:lang w:val="pt-BR"/>
+        </w:rPr>
+        <w:t>• Informar dados corretos;</w:t>
+      </w:r>
+    </w:p>
+    <w:p>
+      <w:pPr>
+        <w:pStyle w:val="ABNTList"/>
+        <w:rPr>
+          <w:lang w:val="pt-BR"/>
+        </w:rPr>
+      </w:pPr>
+      <w:r>
+        <w:rPr>
+          <w:lang w:val="pt-BR"/>
+        </w:rPr>
+        <w:t xml:space="preserve">• Selecionar o </w:t>
+      </w:r>
+      <w:r>
+        <w:rPr>
+          <w:lang w:val="pt-BR"/>
+        </w:rPr>
+        <w:t>veículo</w:t>
+      </w:r>
+      <w:r>
+        <w:rPr>
+          <w:lang w:val="pt-BR"/>
+        </w:rPr>
+        <w:t xml:space="preserve"> correto;</w:t>
+      </w:r>
+    </w:p>
+    <w:p>
+      <w:pPr>
+        <w:pStyle w:val="ABNTList"/>
+        <w:rPr>
+          <w:lang w:val="pt-BR"/>
+        </w:rPr>
+      </w:pPr>
+      <w:r>
+        <w:rPr>
+          <w:lang w:val="pt-BR"/>
+        </w:rPr>
+        <w:t>•</w:t>
+      </w:r>
+      <w:r>
+        <w:rPr>
+          <w:lang w:val="pt-BR"/>
+        </w:rPr>
+        <w:t xml:space="preserve"> Respeitar os prazos da reserva e pagamento</w:t>
+      </w:r>
+    </w:p>
+    <w:p>
+      <w:pPr>
+        <w:pStyle w:val="ABNTList"/>
+        <w:rPr>
+          <w:lang w:val="pt-BR"/>
+        </w:rPr>
+      </w:pPr>
+      <w:r>
+        <w:rPr>
+          <w:lang w:val="pt-BR"/>
+        </w:rPr>
+        <w:t>•</w:t>
+      </w:r>
+      <w:r>
+        <w:rPr>
+          <w:lang w:val="pt-BR"/>
+        </w:rPr>
+        <w:t xml:space="preserve"> Respeitar os valores cobrados pelos estacionamentos em </w:t>
+      </w:r>
+      <w:proofErr w:type="spellStart"/>
+      <w:r>
+        <w:rPr>
+          <w:lang w:val="pt-BR"/>
+        </w:rPr>
+        <w:t>check-outs</w:t>
+      </w:r>
+      <w:proofErr w:type="spellEnd"/>
+      <w:r>
+        <w:rPr>
+          <w:lang w:val="pt-BR"/>
+        </w:rPr>
+        <w:t xml:space="preserve"> fora do aplicativo</w:t>
+      </w:r>
+    </w:p>
+    <w:p>
+      <w:pPr>
+        <w:pStyle w:val="ABNTList"/>
+        <w:rPr>
+          <w:lang w:val="pt-BR"/>
+        </w:rPr>
+      </w:pPr>
+      <w:r>
+        <w:rPr>
+          <w:lang w:val="pt-BR"/>
+        </w:rPr>
+        <w:t xml:space="preserve">• Cumprir </w:t>
+      </w:r>
+      <w:r>
+        <w:rPr>
+          <w:lang w:val="pt-BR"/>
+        </w:rPr>
+        <w:t>horários</w:t>
+      </w:r>
+      <w:r>
+        <w:rPr>
+          <w:lang w:val="pt-BR"/>
+        </w:rPr>
+        <w:t xml:space="preserve"> de reserva;</w:t>
+      </w:r>
+    </w:p>
+    <w:p>
+      <w:pPr>
+        <w:pStyle w:val="ABNTList"/>
+        <w:rPr>
+          <w:lang w:val="pt-BR"/>
+        </w:rPr>
+      </w:pPr>
+      <w:r>
+        <w:rPr>
+          <w:lang w:val="pt-BR"/>
+        </w:rPr>
+        <w:t>• Pagar valores devidos;</w:t>
+      </w:r>
+    </w:p>
+    <w:p>
+      <w:pPr>
+        <w:pStyle w:val="ABNTList"/>
+        <w:rPr>
+          <w:lang w:val="pt-BR"/>
+        </w:rPr>
+      </w:pPr>
+      <w:r>
+        <w:rPr>
+          <w:lang w:val="pt-BR"/>
+        </w:rPr>
+        <w:t>• Respeitar regras do estacionamento;</w:t>
+      </w:r>
+    </w:p>
+    <w:p>
+      <w:pPr>
+        <w:pStyle w:val="ABNTList"/>
+        <w:rPr>
+          <w:lang w:val="pt-BR"/>
+        </w:rPr>
+      </w:pPr>
+      <w:r>
+        <w:rPr>
+          <w:lang w:val="pt-BR"/>
+        </w:rPr>
+        <w:t xml:space="preserve">• Conferir dados antes de confirmar reserva, entrada, </w:t>
+      </w:r>
+      <w:r>
+        <w:rPr>
+          <w:lang w:val="pt-BR"/>
+        </w:rPr>
+        <w:t>saída</w:t>
+      </w:r>
+      <w:r>
+        <w:rPr>
+          <w:lang w:val="pt-BR"/>
+        </w:rPr>
+        <w:t xml:space="preserve"> ou pagamento;</w:t>
+      </w:r>
+    </w:p>
+    <w:p>
+      <w:pPr>
+        <w:pStyle w:val="ABNTList"/>
+        <w:rPr>
+          <w:lang w:val="pt-BR"/>
+        </w:rPr>
+      </w:pPr>
+      <w:r>
+        <w:rPr>
+          <w:lang w:val="pt-BR"/>
+        </w:rPr>
+        <w:t>• Usar QR Codes e funcionalidades apenas para a finalidade prevista;</w:t>
+      </w:r>
+    </w:p>
+    <w:p>
+      <w:pPr>
+        <w:pStyle w:val="ABNTList"/>
+        <w:rPr>
+          <w:lang w:val="pt-BR"/>
+        </w:rPr>
+      </w:pPr>
+      <w:r>
+        <w:rPr>
+          <w:lang w:val="pt-BR"/>
+        </w:rPr>
+        <w:t xml:space="preserve">• Publicar </w:t>
+      </w:r>
+      <w:r>
+        <w:rPr>
+          <w:lang w:val="pt-BR"/>
+        </w:rPr>
+        <w:t>avaliações</w:t>
+      </w:r>
+      <w:r>
+        <w:rPr>
+          <w:lang w:val="pt-BR"/>
+        </w:rPr>
+        <w:t xml:space="preserve"> verdadeiras e respeitosas.</w:t>
+      </w:r>
+    </w:p>
+    <w:p>
+      <w:pPr>
+        <w:pStyle w:val="Ttulo1"/>
+        <w:rPr>
+          <w:lang w:val="pt-BR"/>
+        </w:rPr>
+      </w:pPr>
+      <w:r>
+        <w:rPr>
+          <w:lang w:val="pt-BR"/>
+        </w:rPr>
+        <w:t>17. Responsabilidades do estacionamento e administrador</w:t>
+      </w:r>
+    </w:p>
+    <w:p>
+      <w:pPr>
+        <w:rPr>
+          <w:lang w:val="pt-BR"/>
+        </w:rPr>
+      </w:pPr>
+      <w:r>
+        <w:rPr>
+          <w:lang w:val="pt-BR"/>
+        </w:rPr>
+        <w:t>O estacionamento, por meio de seus administradores, deve:</w:t>
+      </w:r>
+    </w:p>
+    <w:p>
+      <w:pPr>
+        <w:rPr>
+          <w:lang w:val="pt-BR"/>
+        </w:rPr>
+      </w:pPr>
+      <w:r>
+        <w:rPr>
+          <w:lang w:val="pt-BR"/>
+        </w:rPr>
+        <w:t>•</w:t>
+      </w:r>
+      <w:r>
+        <w:rPr>
+          <w:lang w:val="pt-BR"/>
+        </w:rPr>
+        <w:t xml:space="preserve"> Respeitar os prazos definidos no sistema</w:t>
+      </w:r>
+    </w:p>
+    <w:p>
+      <w:pPr>
+        <w:rPr>
+          <w:lang w:val="pt-BR"/>
+        </w:rPr>
+      </w:pPr>
+      <w:r>
+        <w:rPr>
+          <w:lang w:val="pt-BR"/>
+        </w:rPr>
+        <w:t>•</w:t>
+      </w:r>
+      <w:r>
+        <w:rPr>
+          <w:lang w:val="pt-BR"/>
+        </w:rPr>
+        <w:t xml:space="preserve"> Respeitar os valores definidos no sistema</w:t>
+      </w:r>
+    </w:p>
+    <w:p>
+      <w:pPr>
+        <w:pStyle w:val="ABNTList"/>
+        <w:rPr>
+          <w:lang w:val="pt-BR"/>
+        </w:rPr>
+      </w:pPr>
+      <w:r>
+        <w:rPr>
+          <w:lang w:val="pt-BR"/>
+        </w:rPr>
+        <w:t>• Manter vagas atualizadas;</w:t>
+      </w:r>
+    </w:p>
+    <w:p>
+      <w:pPr>
+        <w:pStyle w:val="ABNTList"/>
+        <w:rPr>
+          <w:lang w:val="pt-BR"/>
+        </w:rPr>
+      </w:pPr>
+      <w:r>
+        <w:rPr>
+          <w:lang w:val="pt-BR"/>
+        </w:rPr>
+        <w:t xml:space="preserve">• Manter </w:t>
+      </w:r>
+      <w:r>
+        <w:rPr>
+          <w:lang w:val="pt-BR"/>
+        </w:rPr>
+        <w:t>preços</w:t>
+      </w:r>
+      <w:r>
+        <w:rPr>
+          <w:lang w:val="pt-BR"/>
+        </w:rPr>
+        <w:t xml:space="preserve"> corretos;</w:t>
+      </w:r>
+    </w:p>
+    <w:p>
+      <w:pPr>
+        <w:pStyle w:val="ABNTList"/>
+        <w:rPr>
+          <w:lang w:val="pt-BR"/>
+        </w:rPr>
+      </w:pPr>
+      <w:r>
+        <w:rPr>
+          <w:lang w:val="pt-BR"/>
+        </w:rPr>
+        <w:t xml:space="preserve">• Manter </w:t>
+      </w:r>
+      <w:r>
+        <w:rPr>
+          <w:lang w:val="pt-BR"/>
+        </w:rPr>
+        <w:t>horários</w:t>
+      </w:r>
+      <w:r>
+        <w:rPr>
+          <w:lang w:val="pt-BR"/>
+        </w:rPr>
+        <w:t xml:space="preserve">, </w:t>
+      </w:r>
+      <w:r>
+        <w:rPr>
+          <w:lang w:val="pt-BR"/>
+        </w:rPr>
+        <w:t>endereço</w:t>
+      </w:r>
+      <w:r>
+        <w:rPr>
+          <w:lang w:val="pt-BR"/>
+        </w:rPr>
+        <w:t xml:space="preserve">, fotos e </w:t>
+      </w:r>
+      <w:r>
+        <w:rPr>
+          <w:lang w:val="pt-BR"/>
+        </w:rPr>
+        <w:t>informações</w:t>
+      </w:r>
+      <w:r>
+        <w:rPr>
+          <w:lang w:val="pt-BR"/>
+        </w:rPr>
+        <w:t xml:space="preserve"> publicas corretas;</w:t>
+      </w:r>
+    </w:p>
+    <w:p>
+      <w:pPr>
+        <w:pStyle w:val="ABNTList"/>
+        <w:rPr>
+          <w:lang w:val="pt-BR"/>
+        </w:rPr>
+      </w:pPr>
+      <w:r>
+        <w:rPr>
+          <w:lang w:val="pt-BR"/>
+        </w:rPr>
+        <w:t xml:space="preserve">• Honrar reservas confirmadas, salvo </w:t>
+      </w:r>
+      <w:r>
+        <w:rPr>
+          <w:lang w:val="pt-BR"/>
+        </w:rPr>
+        <w:t>situações</w:t>
+      </w:r>
+      <w:r>
+        <w:rPr>
+          <w:lang w:val="pt-BR"/>
+        </w:rPr>
+        <w:t xml:space="preserve"> justificadas;</w:t>
+      </w:r>
+    </w:p>
+    <w:p>
+      <w:pPr>
+        <w:pStyle w:val="ABNTList"/>
+        <w:rPr>
+          <w:lang w:val="pt-BR"/>
+        </w:rPr>
+      </w:pPr>
+      <w:r>
+        <w:rPr>
+          <w:lang w:val="pt-BR"/>
+        </w:rPr>
+        <w:t xml:space="preserve">• Informar cancelamentos quando </w:t>
+      </w:r>
+      <w:r>
+        <w:rPr>
+          <w:lang w:val="pt-BR"/>
+        </w:rPr>
+        <w:t>necessário</w:t>
+      </w:r>
+      <w:r>
+        <w:rPr>
+          <w:lang w:val="pt-BR"/>
+        </w:rPr>
+        <w:t>;</w:t>
+      </w:r>
+    </w:p>
+    <w:p>
+      <w:pPr>
+        <w:pStyle w:val="ABNTList"/>
+        <w:rPr>
+          <w:lang w:val="pt-BR"/>
+        </w:rPr>
+      </w:pPr>
+      <w:r>
+        <w:rPr>
+          <w:lang w:val="pt-BR"/>
+        </w:rPr>
+        <w:t xml:space="preserve">• Usar dados dos motoristas apenas para </w:t>
+      </w:r>
+      <w:r>
+        <w:rPr>
+          <w:lang w:val="pt-BR"/>
+        </w:rPr>
+        <w:t>operação</w:t>
+      </w:r>
+      <w:r>
+        <w:rPr>
+          <w:lang w:val="pt-BR"/>
+        </w:rPr>
+        <w:t xml:space="preserve"> da reserva, estadia, pagamento ou atendimento;</w:t>
+      </w:r>
+    </w:p>
+    <w:p>
+      <w:pPr>
         <w:pStyle w:val="ABNTList"/>
         <w:rPr>
           <w:lang w:val="pt-BR"/>
@@ -4040,8 +4596,14 @@
     <w:p>
       <w:pPr>
         <w:pStyle w:val="Ttulo1"/>
-      </w:pPr>
-      <w:r>
+        <w:rPr>
+          <w:lang w:val="pt-BR"/>
+        </w:rPr>
+      </w:pPr>
+      <w:r>
+        <w:rPr>
+          <w:lang w:val="pt-BR"/>
+        </w:rPr>
         <w:t>18. Responsabilidades da plataforma</w:t>
       </w:r>
     </w:p>
@@ -4266,14 +4828,26 @@
     <w:p>
       <w:pPr>
         <w:pStyle w:val="Ttulo1"/>
-      </w:pPr>
-      <w:r>
+        <w:rPr>
+          <w:lang w:val="pt-BR"/>
+        </w:rPr>
+      </w:pPr>
+      <w:r>
+        <w:rPr>
+          <w:lang w:val="pt-BR"/>
+        </w:rPr>
         <w:t>19. Limita</w:t>
       </w:r>
       <w:r>
+        <w:rPr>
+          <w:lang w:val="pt-BR"/>
+        </w:rPr>
         <w:t>çã</w:t>
       </w:r>
       <w:r>
+        <w:rPr>
+          <w:lang w:val="pt-BR"/>
+        </w:rPr>
         <w:t>o de responsabilidade</w:t>
       </w:r>
     </w:p>
@@ -4438,14 +5012,26 @@
     <w:p>
       <w:pPr>
         <w:pStyle w:val="Ttulo1"/>
-      </w:pPr>
-      <w:r>
+        <w:rPr>
+          <w:lang w:val="pt-BR"/>
+        </w:rPr>
+      </w:pPr>
+      <w:r>
+        <w:rPr>
+          <w:lang w:val="pt-BR"/>
+        </w:rPr>
         <w:t>20. Suspen</w:t>
       </w:r>
       <w:r>
+        <w:rPr>
+          <w:lang w:val="pt-BR"/>
+        </w:rPr>
         <w:t>sã</w:t>
       </w:r>
       <w:r>
+        <w:rPr>
+          <w:lang w:val="pt-BR"/>
+        </w:rPr>
         <w:t>o ou encerramento de conta</w:t>
       </w:r>
     </w:p>
@@ -4558,7 +5144,25 @@
         <w:rPr>
           <w:lang w:val="pt-BR"/>
         </w:rPr>
-        <w:t xml:space="preserve"> da conta, respeitadas as </w:t>
+        <w:t>, atualização</w:t>
+      </w:r>
+      <w:r>
+        <w:rPr>
+          <w:lang w:val="pt-BR"/>
+        </w:rPr>
+        <w:t xml:space="preserve"> da conta</w:t>
+      </w:r>
+      <w:r>
+        <w:rPr>
+          <w:lang w:val="pt-BR"/>
+        </w:rPr>
+        <w:t xml:space="preserve"> e dos dados</w:t>
+      </w:r>
+      <w:r>
+        <w:rPr>
+          <w:lang w:val="pt-BR"/>
+        </w:rPr>
+        <w:t xml:space="preserve">, respeitadas as </w:t>
       </w:r>
       <w:r>
         <w:rPr>
@@ -4612,8 +5216,14 @@
     <w:p>
       <w:pPr>
         <w:pStyle w:val="Ttulo1"/>
-      </w:pPr>
-      <w:r>
+        <w:rPr>
+          <w:lang w:val="pt-BR"/>
+        </w:rPr>
+      </w:pPr>
+      <w:r>
+        <w:rPr>
+          <w:lang w:val="pt-BR"/>
+        </w:rPr>
         <w:t>21. Propriedade intelectual</w:t>
       </w:r>
     </w:p>
@@ -4682,14 +5292,26 @@
     <w:p>
       <w:pPr>
         <w:pStyle w:val="Ttulo1"/>
-      </w:pPr>
-      <w:r>
+        <w:rPr>
+          <w:lang w:val="pt-BR"/>
+        </w:rPr>
+      </w:pPr>
+      <w:r>
+        <w:rPr>
+          <w:lang w:val="pt-BR"/>
+        </w:rPr>
         <w:t>22. Altera</w:t>
       </w:r>
       <w:r>
+        <w:rPr>
+          <w:lang w:val="pt-BR"/>
+        </w:rPr>
         <w:t>çõ</w:t>
       </w:r>
       <w:r>
+        <w:rPr>
+          <w:lang w:val="pt-BR"/>
+        </w:rPr>
         <w:t>es dos Termos</w:t>
       </w:r>
     </w:p>
@@ -4703,7 +5325,79 @@
         <w:rPr>
           <w:lang w:val="pt-BR"/>
         </w:rPr>
-        <w:t>Estes Termos de Uso poderao ser alterados para refletir mudancas legais, tecnicas, academicas, operacionais ou funcionais. A versao atual ficara disponivel para consulta nos canais oficiais do projeto.</w:t>
+        <w:t>Estes Termos de Uso poder</w:t>
+      </w:r>
+      <w:r>
+        <w:rPr>
+          <w:lang w:val="pt-BR"/>
+        </w:rPr>
+        <w:t>ã</w:t>
+      </w:r>
+      <w:r>
+        <w:rPr>
+          <w:lang w:val="pt-BR"/>
+        </w:rPr>
+        <w:t>o ser alterados para refletir mudan</w:t>
+      </w:r>
+      <w:r>
+        <w:rPr>
+          <w:lang w:val="pt-BR"/>
+        </w:rPr>
+        <w:t>ç</w:t>
+      </w:r>
+      <w:r>
+        <w:rPr>
+          <w:lang w:val="pt-BR"/>
+        </w:rPr>
+        <w:t>as legais, t</w:t>
+      </w:r>
+      <w:r>
+        <w:rPr>
+          <w:lang w:val="pt-BR"/>
+        </w:rPr>
+        <w:t>é</w:t>
+      </w:r>
+      <w:r>
+        <w:rPr>
+          <w:lang w:val="pt-BR"/>
+        </w:rPr>
+        <w:t>cnicas, acad</w:t>
+      </w:r>
+      <w:r>
+        <w:rPr>
+          <w:lang w:val="pt-BR"/>
+        </w:rPr>
+        <w:t>ê</w:t>
+      </w:r>
+      <w:r>
+        <w:rPr>
+          <w:lang w:val="pt-BR"/>
+        </w:rPr>
+        <w:t>micas, operacionais ou funcionais. A vers</w:t>
+      </w:r>
+      <w:r>
+        <w:rPr>
+          <w:lang w:val="pt-BR"/>
+        </w:rPr>
+        <w:t>ã</w:t>
+      </w:r>
+      <w:r>
+        <w:rPr>
+          <w:lang w:val="pt-BR"/>
+        </w:rPr>
+        <w:t>o atual ficara dispon</w:t>
+      </w:r>
+      <w:r>
+        <w:rPr>
+          <w:lang w:val="pt-BR"/>
+        </w:rPr>
+        <w:t>í</w:t>
+      </w:r>
+      <w:r>
+        <w:rPr>
+          <w:lang w:val="pt-BR"/>
+        </w:rPr>
+        <w:t>vel para consulta nos canais oficiais do projeto.</w:t>
       </w:r>
     </w:p>
     <w:p>
@@ -4728,7 +5422,19 @@
         <w:rPr>
           <w:lang w:val="pt-BR"/>
         </w:rPr>
-        <w:t xml:space="preserve">s a publicacao de </w:t>
+        <w:t>s a publica</w:t>
+      </w:r>
+      <w:r>
+        <w:rPr>
+          <w:lang w:val="pt-BR"/>
+        </w:rPr>
+        <w:t>çã</w:t>
+      </w:r>
+      <w:r>
+        <w:rPr>
+          <w:lang w:val="pt-BR"/>
+        </w:rPr>
+        <w:t xml:space="preserve">o de </w:t>
       </w:r>
       <w:r>
         <w:rPr>
@@ -4954,21 +5660,39 @@
     <w:p>
       <w:pPr>
         <w:pStyle w:val="Ttulo1"/>
-      </w:pPr>
-      <w:r>
+        <w:rPr>
+          <w:lang w:val="pt-BR"/>
+        </w:rPr>
+      </w:pPr>
+      <w:r>
+        <w:rPr>
+          <w:lang w:val="pt-BR"/>
+        </w:rPr>
         <w:lastRenderedPageBreak/>
         <w:t>24. Observa</w:t>
       </w:r>
       <w:r>
+        <w:rPr>
+          <w:lang w:val="pt-BR"/>
+        </w:rPr>
         <w:t>çã</w:t>
       </w:r>
       <w:r>
+        <w:rPr>
+          <w:lang w:val="pt-BR"/>
+        </w:rPr>
         <w:t>o acad</w:t>
       </w:r>
       <w:r>
+        <w:rPr>
+          <w:lang w:val="pt-BR"/>
+        </w:rPr>
         <w:t>ê</w:t>
       </w:r>
       <w:r>
+        <w:rPr>
+          <w:lang w:val="pt-BR"/>
+        </w:rPr>
         <w:t>mica final</w:t>
       </w:r>
     </w:p>
@@ -5306,6 +6030,566 @@
       </w:pPr>
       <w:rPr>
         <w:rFonts w:ascii="Symbol" w:hAnsi="Symbol" w:hint="default"/>
+      </w:rPr>
+    </w:lvl>
+  </w:abstractNum>
+  <w:abstractNum w:abstractNumId="9" w15:restartNumberingAfterBreak="0">
+    <w:nsid w:val="28686092"/>
+    <w:multiLevelType w:val="multilevel"/>
+    <w:tmpl w:val="1B4445CC"/>
+    <w:lvl w:ilvl="0">
+      <w:start w:val="1"/>
+      <w:numFmt w:val="bullet"/>
+      <w:lvlText w:val=""/>
+      <w:lvlJc w:val="left"/>
+      <w:pPr>
+        <w:tabs>
+          <w:tab w:val="num" w:pos="720"/>
+        </w:tabs>
+        <w:ind w:left="720" w:hanging="360"/>
+      </w:pPr>
+      <w:rPr>
+        <w:rFonts w:ascii="Symbol" w:hAnsi="Symbol" w:hint="default"/>
+        <w:sz w:val="20"/>
+      </w:rPr>
+    </w:lvl>
+    <w:lvl w:ilvl="1" w:tentative="1">
+      <w:start w:val="1"/>
+      <w:numFmt w:val="bullet"/>
+      <w:lvlText w:val="o"/>
+      <w:lvlJc w:val="left"/>
+      <w:pPr>
+        <w:tabs>
+          <w:tab w:val="num" w:pos="1440"/>
+        </w:tabs>
+        <w:ind w:left="1440" w:hanging="360"/>
+      </w:pPr>
+      <w:rPr>
+        <w:rFonts w:ascii="Courier New" w:hAnsi="Courier New" w:hint="default"/>
+        <w:sz w:val="20"/>
+      </w:rPr>
+    </w:lvl>
+    <w:lvl w:ilvl="2" w:tentative="1">
+      <w:start w:val="1"/>
+      <w:numFmt w:val="bullet"/>
+      <w:lvlText w:val=""/>
+      <w:lvlJc w:val="left"/>
+      <w:pPr>
+        <w:tabs>
+          <w:tab w:val="num" w:pos="2160"/>
+        </w:tabs>
+        <w:ind w:left="2160" w:hanging="360"/>
+      </w:pPr>
+      <w:rPr>
+        <w:rFonts w:ascii="Wingdings" w:hAnsi="Wingdings" w:hint="default"/>
+        <w:sz w:val="20"/>
+      </w:rPr>
+    </w:lvl>
+    <w:lvl w:ilvl="3" w:tentative="1">
+      <w:start w:val="1"/>
+      <w:numFmt w:val="bullet"/>
+      <w:lvlText w:val=""/>
+      <w:lvlJc w:val="left"/>
+      <w:pPr>
+        <w:tabs>
+          <w:tab w:val="num" w:pos="2880"/>
+        </w:tabs>
+        <w:ind w:left="2880" w:hanging="360"/>
+      </w:pPr>
+      <w:rPr>
+        <w:rFonts w:ascii="Wingdings" w:hAnsi="Wingdings" w:hint="default"/>
+        <w:sz w:val="20"/>
+      </w:rPr>
+    </w:lvl>
+    <w:lvl w:ilvl="4" w:tentative="1">
+      <w:start w:val="1"/>
+      <w:numFmt w:val="bullet"/>
+      <w:lvlText w:val=""/>
+      <w:lvlJc w:val="left"/>
+      <w:pPr>
+        <w:tabs>
+          <w:tab w:val="num" w:pos="3600"/>
+        </w:tabs>
+        <w:ind w:left="3600" w:hanging="360"/>
+      </w:pPr>
+      <w:rPr>
+        <w:rFonts w:ascii="Wingdings" w:hAnsi="Wingdings" w:hint="default"/>
+        <w:sz w:val="20"/>
+      </w:rPr>
+    </w:lvl>
+    <w:lvl w:ilvl="5" w:tentative="1">
+      <w:start w:val="1"/>
+      <w:numFmt w:val="bullet"/>
+      <w:lvlText w:val=""/>
+      <w:lvlJc w:val="left"/>
+      <w:pPr>
+        <w:tabs>
+          <w:tab w:val="num" w:pos="4320"/>
+        </w:tabs>
+        <w:ind w:left="4320" w:hanging="360"/>
+      </w:pPr>
+      <w:rPr>
+        <w:rFonts w:ascii="Wingdings" w:hAnsi="Wingdings" w:hint="default"/>
+        <w:sz w:val="20"/>
+      </w:rPr>
+    </w:lvl>
+    <w:lvl w:ilvl="6" w:tentative="1">
+      <w:start w:val="1"/>
+      <w:numFmt w:val="bullet"/>
+      <w:lvlText w:val=""/>
+      <w:lvlJc w:val="left"/>
+      <w:pPr>
+        <w:tabs>
+          <w:tab w:val="num" w:pos="5040"/>
+        </w:tabs>
+        <w:ind w:left="5040" w:hanging="360"/>
+      </w:pPr>
+      <w:rPr>
+        <w:rFonts w:ascii="Wingdings" w:hAnsi="Wingdings" w:hint="default"/>
+        <w:sz w:val="20"/>
+      </w:rPr>
+    </w:lvl>
+    <w:lvl w:ilvl="7" w:tentative="1">
+      <w:start w:val="1"/>
+      <w:numFmt w:val="bullet"/>
+      <w:lvlText w:val=""/>
+      <w:lvlJc w:val="left"/>
+      <w:pPr>
+        <w:tabs>
+          <w:tab w:val="num" w:pos="5760"/>
+        </w:tabs>
+        <w:ind w:left="5760" w:hanging="360"/>
+      </w:pPr>
+      <w:rPr>
+        <w:rFonts w:ascii="Wingdings" w:hAnsi="Wingdings" w:hint="default"/>
+        <w:sz w:val="20"/>
+      </w:rPr>
+    </w:lvl>
+    <w:lvl w:ilvl="8" w:tentative="1">
+      <w:start w:val="1"/>
+      <w:numFmt w:val="bullet"/>
+      <w:lvlText w:val=""/>
+      <w:lvlJc w:val="left"/>
+      <w:pPr>
+        <w:tabs>
+          <w:tab w:val="num" w:pos="6480"/>
+        </w:tabs>
+        <w:ind w:left="6480" w:hanging="360"/>
+      </w:pPr>
+      <w:rPr>
+        <w:rFonts w:ascii="Wingdings" w:hAnsi="Wingdings" w:hint="default"/>
+        <w:sz w:val="20"/>
+      </w:rPr>
+    </w:lvl>
+  </w:abstractNum>
+  <w:abstractNum w:abstractNumId="10" w15:restartNumberingAfterBreak="0">
+    <w:nsid w:val="52FE2EAC"/>
+    <w:multiLevelType w:val="hybridMultilevel"/>
+    <w:tmpl w:val="63682A50"/>
+    <w:lvl w:ilvl="0" w:tplc="04160001">
+      <w:start w:val="1"/>
+      <w:numFmt w:val="bullet"/>
+      <w:lvlText w:val=""/>
+      <w:lvlJc w:val="left"/>
+      <w:pPr>
+        <w:ind w:left="1353" w:hanging="360"/>
+      </w:pPr>
+      <w:rPr>
+        <w:rFonts w:ascii="Symbol" w:hAnsi="Symbol" w:hint="default"/>
+      </w:rPr>
+    </w:lvl>
+    <w:lvl w:ilvl="1" w:tplc="04160003" w:tentative="1">
+      <w:start w:val="1"/>
+      <w:numFmt w:val="bullet"/>
+      <w:lvlText w:val="o"/>
+      <w:lvlJc w:val="left"/>
+      <w:pPr>
+        <w:ind w:left="2073" w:hanging="360"/>
+      </w:pPr>
+      <w:rPr>
+        <w:rFonts w:ascii="Courier New" w:hAnsi="Courier New" w:cs="Courier New" w:hint="default"/>
+      </w:rPr>
+    </w:lvl>
+    <w:lvl w:ilvl="2" w:tplc="04160005" w:tentative="1">
+      <w:start w:val="1"/>
+      <w:numFmt w:val="bullet"/>
+      <w:lvlText w:val=""/>
+      <w:lvlJc w:val="left"/>
+      <w:pPr>
+        <w:ind w:left="2793" w:hanging="360"/>
+      </w:pPr>
+      <w:rPr>
+        <w:rFonts w:ascii="Wingdings" w:hAnsi="Wingdings" w:hint="default"/>
+      </w:rPr>
+    </w:lvl>
+    <w:lvl w:ilvl="3" w:tplc="04160001" w:tentative="1">
+      <w:start w:val="1"/>
+      <w:numFmt w:val="bullet"/>
+      <w:lvlText w:val=""/>
+      <w:lvlJc w:val="left"/>
+      <w:pPr>
+        <w:ind w:left="3513" w:hanging="360"/>
+      </w:pPr>
+      <w:rPr>
+        <w:rFonts w:ascii="Symbol" w:hAnsi="Symbol" w:hint="default"/>
+      </w:rPr>
+    </w:lvl>
+    <w:lvl w:ilvl="4" w:tplc="04160003" w:tentative="1">
+      <w:start w:val="1"/>
+      <w:numFmt w:val="bullet"/>
+      <w:lvlText w:val="o"/>
+      <w:lvlJc w:val="left"/>
+      <w:pPr>
+        <w:ind w:left="4233" w:hanging="360"/>
+      </w:pPr>
+      <w:rPr>
+        <w:rFonts w:ascii="Courier New" w:hAnsi="Courier New" w:cs="Courier New" w:hint="default"/>
+      </w:rPr>
+    </w:lvl>
+    <w:lvl w:ilvl="5" w:tplc="04160005" w:tentative="1">
+      <w:start w:val="1"/>
+      <w:numFmt w:val="bullet"/>
+      <w:lvlText w:val=""/>
+      <w:lvlJc w:val="left"/>
+      <w:pPr>
+        <w:ind w:left="4953" w:hanging="360"/>
+      </w:pPr>
+      <w:rPr>
+        <w:rFonts w:ascii="Wingdings" w:hAnsi="Wingdings" w:hint="default"/>
+      </w:rPr>
+    </w:lvl>
+    <w:lvl w:ilvl="6" w:tplc="04160001" w:tentative="1">
+      <w:start w:val="1"/>
+      <w:numFmt w:val="bullet"/>
+      <w:lvlText w:val=""/>
+      <w:lvlJc w:val="left"/>
+      <w:pPr>
+        <w:ind w:left="5673" w:hanging="360"/>
+      </w:pPr>
+      <w:rPr>
+        <w:rFonts w:ascii="Symbol" w:hAnsi="Symbol" w:hint="default"/>
+      </w:rPr>
+    </w:lvl>
+    <w:lvl w:ilvl="7" w:tplc="04160003" w:tentative="1">
+      <w:start w:val="1"/>
+      <w:numFmt w:val="bullet"/>
+      <w:lvlText w:val="o"/>
+      <w:lvlJc w:val="left"/>
+      <w:pPr>
+        <w:ind w:left="6393" w:hanging="360"/>
+      </w:pPr>
+      <w:rPr>
+        <w:rFonts w:ascii="Courier New" w:hAnsi="Courier New" w:cs="Courier New" w:hint="default"/>
+      </w:rPr>
+    </w:lvl>
+    <w:lvl w:ilvl="8" w:tplc="04160005" w:tentative="1">
+      <w:start w:val="1"/>
+      <w:numFmt w:val="bullet"/>
+      <w:lvlText w:val=""/>
+      <w:lvlJc w:val="left"/>
+      <w:pPr>
+        <w:ind w:left="7113" w:hanging="360"/>
+      </w:pPr>
+      <w:rPr>
+        <w:rFonts w:ascii="Wingdings" w:hAnsi="Wingdings" w:hint="default"/>
+      </w:rPr>
+    </w:lvl>
+  </w:abstractNum>
+  <w:abstractNum w:abstractNumId="11" w15:restartNumberingAfterBreak="0">
+    <w:nsid w:val="5C8511F7"/>
+    <w:multiLevelType w:val="multilevel"/>
+    <w:tmpl w:val="E62A6C06"/>
+    <w:lvl w:ilvl="0">
+      <w:start w:val="1"/>
+      <w:numFmt w:val="bullet"/>
+      <w:lvlText w:val=""/>
+      <w:lvlJc w:val="left"/>
+      <w:pPr>
+        <w:tabs>
+          <w:tab w:val="num" w:pos="720"/>
+        </w:tabs>
+        <w:ind w:left="720" w:hanging="360"/>
+      </w:pPr>
+      <w:rPr>
+        <w:rFonts w:ascii="Symbol" w:hAnsi="Symbol" w:hint="default"/>
+        <w:sz w:val="20"/>
+      </w:rPr>
+    </w:lvl>
+    <w:lvl w:ilvl="1" w:tentative="1">
+      <w:start w:val="1"/>
+      <w:numFmt w:val="bullet"/>
+      <w:lvlText w:val="o"/>
+      <w:lvlJc w:val="left"/>
+      <w:pPr>
+        <w:tabs>
+          <w:tab w:val="num" w:pos="1440"/>
+        </w:tabs>
+        <w:ind w:left="1440" w:hanging="360"/>
+      </w:pPr>
+      <w:rPr>
+        <w:rFonts w:ascii="Courier New" w:hAnsi="Courier New" w:hint="default"/>
+        <w:sz w:val="20"/>
+      </w:rPr>
+    </w:lvl>
+    <w:lvl w:ilvl="2" w:tentative="1">
+      <w:start w:val="1"/>
+      <w:numFmt w:val="bullet"/>
+      <w:lvlText w:val=""/>
+      <w:lvlJc w:val="left"/>
+      <w:pPr>
+        <w:tabs>
+          <w:tab w:val="num" w:pos="2160"/>
+        </w:tabs>
+        <w:ind w:left="2160" w:hanging="360"/>
+      </w:pPr>
+      <w:rPr>
+        <w:rFonts w:ascii="Wingdings" w:hAnsi="Wingdings" w:hint="default"/>
+        <w:sz w:val="20"/>
+      </w:rPr>
+    </w:lvl>
+    <w:lvl w:ilvl="3" w:tentative="1">
+      <w:start w:val="1"/>
+      <w:numFmt w:val="bullet"/>
+      <w:lvlText w:val=""/>
+      <w:lvlJc w:val="left"/>
+      <w:pPr>
+        <w:tabs>
+          <w:tab w:val="num" w:pos="2880"/>
+        </w:tabs>
+        <w:ind w:left="2880" w:hanging="360"/>
+      </w:pPr>
+      <w:rPr>
+        <w:rFonts w:ascii="Wingdings" w:hAnsi="Wingdings" w:hint="default"/>
+        <w:sz w:val="20"/>
+      </w:rPr>
+    </w:lvl>
+    <w:lvl w:ilvl="4" w:tentative="1">
+      <w:start w:val="1"/>
+      <w:numFmt w:val="bullet"/>
+      <w:lvlText w:val=""/>
+      <w:lvlJc w:val="left"/>
+      <w:pPr>
+        <w:tabs>
+          <w:tab w:val="num" w:pos="3600"/>
+        </w:tabs>
+        <w:ind w:left="3600" w:hanging="360"/>
+      </w:pPr>
+      <w:rPr>
+        <w:rFonts w:ascii="Wingdings" w:hAnsi="Wingdings" w:hint="default"/>
+        <w:sz w:val="20"/>
+      </w:rPr>
+    </w:lvl>
+    <w:lvl w:ilvl="5" w:tentative="1">
+      <w:start w:val="1"/>
+      <w:numFmt w:val="bullet"/>
+      <w:lvlText w:val=""/>
+      <w:lvlJc w:val="left"/>
+      <w:pPr>
+        <w:tabs>
+          <w:tab w:val="num" w:pos="4320"/>
+        </w:tabs>
+        <w:ind w:left="4320" w:hanging="360"/>
+      </w:pPr>
+      <w:rPr>
+        <w:rFonts w:ascii="Wingdings" w:hAnsi="Wingdings" w:hint="default"/>
+        <w:sz w:val="20"/>
+      </w:rPr>
+    </w:lvl>
+    <w:lvl w:ilvl="6" w:tentative="1">
+      <w:start w:val="1"/>
+      <w:numFmt w:val="bullet"/>
+      <w:lvlText w:val=""/>
+      <w:lvlJc w:val="left"/>
+      <w:pPr>
+        <w:tabs>
+          <w:tab w:val="num" w:pos="5040"/>
+        </w:tabs>
+        <w:ind w:left="5040" w:hanging="360"/>
+      </w:pPr>
+      <w:rPr>
+        <w:rFonts w:ascii="Wingdings" w:hAnsi="Wingdings" w:hint="default"/>
+        <w:sz w:val="20"/>
+      </w:rPr>
+    </w:lvl>
+    <w:lvl w:ilvl="7" w:tentative="1">
+      <w:start w:val="1"/>
+      <w:numFmt w:val="bullet"/>
+      <w:lvlText w:val=""/>
+      <w:lvlJc w:val="left"/>
+      <w:pPr>
+        <w:tabs>
+          <w:tab w:val="num" w:pos="5760"/>
+        </w:tabs>
+        <w:ind w:left="5760" w:hanging="360"/>
+      </w:pPr>
+      <w:rPr>
+        <w:rFonts w:ascii="Wingdings" w:hAnsi="Wingdings" w:hint="default"/>
+        <w:sz w:val="20"/>
+      </w:rPr>
+    </w:lvl>
+    <w:lvl w:ilvl="8" w:tentative="1">
+      <w:start w:val="1"/>
+      <w:numFmt w:val="bullet"/>
+      <w:lvlText w:val=""/>
+      <w:lvlJc w:val="left"/>
+      <w:pPr>
+        <w:tabs>
+          <w:tab w:val="num" w:pos="6480"/>
+        </w:tabs>
+        <w:ind w:left="6480" w:hanging="360"/>
+      </w:pPr>
+      <w:rPr>
+        <w:rFonts w:ascii="Wingdings" w:hAnsi="Wingdings" w:hint="default"/>
+        <w:sz w:val="20"/>
+      </w:rPr>
+    </w:lvl>
+  </w:abstractNum>
+  <w:abstractNum w:abstractNumId="12" w15:restartNumberingAfterBreak="0">
+    <w:nsid w:val="649D2C64"/>
+    <w:multiLevelType w:val="multilevel"/>
+    <w:tmpl w:val="771271D4"/>
+    <w:lvl w:ilvl="0">
+      <w:start w:val="1"/>
+      <w:numFmt w:val="bullet"/>
+      <w:lvlText w:val=""/>
+      <w:lvlJc w:val="left"/>
+      <w:pPr>
+        <w:tabs>
+          <w:tab w:val="num" w:pos="720"/>
+        </w:tabs>
+        <w:ind w:left="720" w:hanging="360"/>
+      </w:pPr>
+      <w:rPr>
+        <w:rFonts w:ascii="Symbol" w:hAnsi="Symbol" w:hint="default"/>
+        <w:sz w:val="20"/>
+      </w:rPr>
+    </w:lvl>
+    <w:lvl w:ilvl="1" w:tentative="1">
+      <w:start w:val="1"/>
+      <w:numFmt w:val="bullet"/>
+      <w:lvlText w:val="o"/>
+      <w:lvlJc w:val="left"/>
+      <w:pPr>
+        <w:tabs>
+          <w:tab w:val="num" w:pos="1440"/>
+        </w:tabs>
+        <w:ind w:left="1440" w:hanging="360"/>
+      </w:pPr>
+      <w:rPr>
+        <w:rFonts w:ascii="Courier New" w:hAnsi="Courier New" w:hint="default"/>
+        <w:sz w:val="20"/>
+      </w:rPr>
+    </w:lvl>
+    <w:lvl w:ilvl="2" w:tentative="1">
+      <w:start w:val="1"/>
+      <w:numFmt w:val="bullet"/>
+      <w:lvlText w:val=""/>
+      <w:lvlJc w:val="left"/>
+      <w:pPr>
+        <w:tabs>
+          <w:tab w:val="num" w:pos="2160"/>
+        </w:tabs>
+        <w:ind w:left="2160" w:hanging="360"/>
+      </w:pPr>
+      <w:rPr>
+        <w:rFonts w:ascii="Wingdings" w:hAnsi="Wingdings" w:hint="default"/>
+        <w:sz w:val="20"/>
+      </w:rPr>
+    </w:lvl>
+    <w:lvl w:ilvl="3" w:tentative="1">
+      <w:start w:val="1"/>
+      <w:numFmt w:val="bullet"/>
+      <w:lvlText w:val=""/>
+      <w:lvlJc w:val="left"/>
+      <w:pPr>
+        <w:tabs>
+          <w:tab w:val="num" w:pos="2880"/>
+        </w:tabs>
+        <w:ind w:left="2880" w:hanging="360"/>
+      </w:pPr>
+      <w:rPr>
+        <w:rFonts w:ascii="Wingdings" w:hAnsi="Wingdings" w:hint="default"/>
+        <w:sz w:val="20"/>
+      </w:rPr>
+    </w:lvl>
+    <w:lvl w:ilvl="4" w:tentative="1">
+      <w:start w:val="1"/>
+      <w:numFmt w:val="bullet"/>
+      <w:lvlText w:val=""/>
+      <w:lvlJc w:val="left"/>
+      <w:pPr>
+        <w:tabs>
+          <w:tab w:val="num" w:pos="3600"/>
+        </w:tabs>
+        <w:ind w:left="3600" w:hanging="360"/>
+      </w:pPr>
+      <w:rPr>
+        <w:rFonts w:ascii="Wingdings" w:hAnsi="Wingdings" w:hint="default"/>
+        <w:sz w:val="20"/>
+      </w:rPr>
+    </w:lvl>
+    <w:lvl w:ilvl="5" w:tentative="1">
+      <w:start w:val="1"/>
+      <w:numFmt w:val="bullet"/>
+      <w:lvlText w:val=""/>
+      <w:lvlJc w:val="left"/>
+      <w:pPr>
+        <w:tabs>
+          <w:tab w:val="num" w:pos="4320"/>
+        </w:tabs>
+        <w:ind w:left="4320" w:hanging="360"/>
+      </w:pPr>
+      <w:rPr>
+        <w:rFonts w:ascii="Wingdings" w:hAnsi="Wingdings" w:hint="default"/>
+        <w:sz w:val="20"/>
+      </w:rPr>
+    </w:lvl>
+    <w:lvl w:ilvl="6" w:tentative="1">
+      <w:start w:val="1"/>
+      <w:numFmt w:val="bullet"/>
+      <w:lvlText w:val=""/>
+      <w:lvlJc w:val="left"/>
+      <w:pPr>
+        <w:tabs>
+          <w:tab w:val="num" w:pos="5040"/>
+        </w:tabs>
+        <w:ind w:left="5040" w:hanging="360"/>
+      </w:pPr>
+      <w:rPr>
+        <w:rFonts w:ascii="Wingdings" w:hAnsi="Wingdings" w:hint="default"/>
+        <w:sz w:val="20"/>
+      </w:rPr>
+    </w:lvl>
+    <w:lvl w:ilvl="7" w:tentative="1">
+      <w:start w:val="1"/>
+      <w:numFmt w:val="bullet"/>
+      <w:lvlText w:val=""/>
+      <w:lvlJc w:val="left"/>
+      <w:pPr>
+        <w:tabs>
+          <w:tab w:val="num" w:pos="5760"/>
+        </w:tabs>
+        <w:ind w:left="5760" w:hanging="360"/>
+      </w:pPr>
+      <w:rPr>
+        <w:rFonts w:ascii="Wingdings" w:hAnsi="Wingdings" w:hint="default"/>
+        <w:sz w:val="20"/>
+      </w:rPr>
+    </w:lvl>
+    <w:lvl w:ilvl="8" w:tentative="1">
+      <w:start w:val="1"/>
+      <w:numFmt w:val="bullet"/>
+      <w:lvlText w:val=""/>
+      <w:lvlJc w:val="left"/>
+      <w:pPr>
+        <w:tabs>
+          <w:tab w:val="num" w:pos="6480"/>
+        </w:tabs>
+        <w:ind w:left="6480" w:hanging="360"/>
+      </w:pPr>
+      <w:rPr>
+        <w:rFonts w:ascii="Wingdings" w:hAnsi="Wingdings" w:hint="default"/>
+        <w:sz w:val="20"/>
       </w:rPr>
     </w:lvl>
   </w:abstractNum>
@@ -5335,6 +6619,18 @@
   </w:num>
   <w:num w:numId="9" w16cid:durableId="1777141293">
     <w:abstractNumId w:val="0"/>
+  </w:num>
+  <w:num w:numId="10" w16cid:durableId="870646908">
+    <w:abstractNumId w:val="12"/>
+  </w:num>
+  <w:num w:numId="11" w16cid:durableId="524440189">
+    <w:abstractNumId w:val="10"/>
+  </w:num>
+  <w:num w:numId="12" w16cid:durableId="1248541066">
+    <w:abstractNumId w:val="11"/>
+  </w:num>
+  <w:num w:numId="13" w16cid:durableId="288828302">
+    <w:abstractNumId w:val="9"/>
   </w:num>
 </w:numbering>
 </file>
@@ -5954,7 +7250,6 @@
   <w:style w:type="character" w:default="1" w:styleId="Fontepargpadro">
     <w:name w:val="Default Paragraph Font"/>
     <w:uiPriority w:val="1"/>
-    <w:semiHidden/>
     <w:unhideWhenUsed/>
   </w:style>
   <w:style w:type="table" w:default="1" w:styleId="Tabelanormal">
